--- a/Documents/logsheets_blank/YYXXX_m_moorproc.docx
+++ b/Documents/logsheets_blank/YYXXX_m_moorproc.docx
@@ -47,7 +47,6 @@
         <w:tab/>
       </w:r>
       <w:proofErr w:type="spellStart"/>
-      <w:proofErr w:type="gramStart"/>
       <w:r>
         <w:rPr>
           <w:b/>
@@ -65,14 +64,7 @@
         <w:rPr>
           <w:b/>
         </w:rPr>
-        <w:t>_</w:t>
-      </w:r>
-      <w:proofErr w:type="gramEnd"/>
-      <w:r>
-        <w:rPr>
-          <w:b/>
-        </w:rPr>
-        <w:t>____________</w:t>
+        <w:t>_____________</w:t>
       </w:r>
       <w:r>
         <w:rPr>
@@ -86,7 +78,6 @@
         </w:rPr>
         <w:t xml:space="preserve"> </w:t>
       </w:r>
-      <w:proofErr w:type="gramStart"/>
       <w:r>
         <w:rPr>
           <w:b/>
@@ -97,14 +88,7 @@
         <w:rPr>
           <w:b/>
         </w:rPr>
-        <w:t>_</w:t>
-      </w:r>
-      <w:proofErr w:type="gramEnd"/>
-      <w:r>
-        <w:rPr>
-          <w:b/>
-        </w:rPr>
-        <w:t>______________</w:t>
+        <w:t>_______________</w:t>
       </w:r>
       <w:r>
         <w:rPr>
@@ -117,26 +101,13 @@
           <w:b/>
         </w:rPr>
         <w:tab/>
-      </w:r>
-      <w:proofErr w:type="gramStart"/>
-      <w:r>
-        <w:rPr>
-          <w:b/>
-        </w:rPr>
         <w:t xml:space="preserve">Longitude  </w:t>
       </w:r>
       <w:r>
         <w:rPr>
           <w:b/>
         </w:rPr>
-        <w:t>_</w:t>
-      </w:r>
-      <w:proofErr w:type="gramEnd"/>
-      <w:r>
-        <w:rPr>
-          <w:b/>
-        </w:rPr>
-        <w:t>______________</w:t>
+        <w:t>_______________</w:t>
       </w:r>
       <w:r>
         <w:rPr>
@@ -174,27 +145,13 @@
         <w:rPr>
           <w:b/>
         </w:rPr>
-        <w:t>Deploy (HH:MM DD/MM/</w:t>
-      </w:r>
-      <w:proofErr w:type="gramStart"/>
-      <w:r>
-        <w:rPr>
-          <w:b/>
-        </w:rPr>
-        <w:t>YYY)</w:t>
-      </w:r>
-      <w:r>
-        <w:rPr>
-          <w:b/>
-        </w:rPr>
-        <w:t xml:space="preserve"> ___</w:t>
-      </w:r>
-      <w:proofErr w:type="gramEnd"/>
-      <w:r>
-        <w:rPr>
-          <w:b/>
-        </w:rPr>
-        <w:t>________________</w:t>
+        <w:t>Deploy (HH:MM DD/MM/YYY)</w:t>
+      </w:r>
+      <w:r>
+        <w:rPr>
+          <w:b/>
+        </w:rPr>
+        <w:t xml:space="preserve"> ___________________</w:t>
       </w:r>
       <w:r>
         <w:rPr>
@@ -212,14 +169,7 @@
         <w:rPr>
           <w:b/>
         </w:rPr>
-        <w:t xml:space="preserve"> __________________</w:t>
-      </w:r>
-      <w:proofErr w:type="gramStart"/>
-      <w:r>
-        <w:rPr>
-          <w:b/>
-        </w:rPr>
-        <w:t>_</w:t>
+        <w:t xml:space="preserve"> ___________________</w:t>
       </w:r>
       <w:r>
         <w:rPr>
@@ -231,14 +181,7 @@
         <w:rPr>
           <w:b/>
         </w:rPr>
-        <w:t xml:space="preserve"> Operator</w:t>
-      </w:r>
-      <w:proofErr w:type="gramEnd"/>
-      <w:r>
-        <w:rPr>
-          <w:b/>
-        </w:rPr>
-        <w:t xml:space="preserve"> </w:t>
+        <w:t xml:space="preserve"> Operator </w:t>
       </w:r>
       <w:r>
         <w:rPr>
@@ -283,7 +226,7 @@
     <w:tbl>
       <w:tblPr>
         <w:tblStyle w:val="TableGrid"/>
-        <w:tblW w:w="15197" w:type="dxa"/>
+        <w:tblW w:w="15278" w:type="dxa"/>
         <w:tblInd w:w="108" w:type="dxa"/>
         <w:tblLayout w:type="fixed"/>
         <w:tblCellMar>
@@ -293,52 +236,213 @@
         <w:tblLook w:val="04A0" w:firstRow="1" w:lastRow="0" w:firstColumn="1" w:lastColumn="0" w:noHBand="0" w:noVBand="1"/>
       </w:tblPr>
       <w:tblGrid>
-        <w:gridCol w:w="1111"/>
-        <w:gridCol w:w="1207"/>
-        <w:gridCol w:w="965"/>
-        <w:gridCol w:w="1569"/>
-        <w:gridCol w:w="1690"/>
-        <w:gridCol w:w="1689"/>
-        <w:gridCol w:w="3280"/>
-        <w:gridCol w:w="1843"/>
-        <w:gridCol w:w="1843"/>
+        <w:gridCol w:w="3778"/>
+        <w:gridCol w:w="1150"/>
+        <w:gridCol w:w="1150"/>
+        <w:gridCol w:w="1150"/>
+        <w:gridCol w:w="1150"/>
+        <w:gridCol w:w="1150"/>
+        <w:gridCol w:w="1150"/>
+        <w:gridCol w:w="1150"/>
+        <w:gridCol w:w="1150"/>
+        <w:gridCol w:w="1150"/>
+        <w:gridCol w:w="1150"/>
       </w:tblGrid>
       <w:tr>
         <w:trPr>
-          <w:trHeight w:val="549"/>
+          <w:trHeight w:val="588"/>
         </w:trPr>
         <w:tc>
           <w:tcPr>
-            <w:tcW w:w="1111" w:type="dxa"/>
+            <w:tcW w:w="3778" w:type="dxa"/>
             <w:shd w:val="clear" w:color="auto" w:fill="FFFFFF" w:themeFill="background1"/>
             <w:hideMark/>
+          </w:tcPr>
+          <w:p>
+            <w:r>
+              <w:t>S/N</w:t>
+            </w:r>
+          </w:p>
+        </w:tc>
+        <w:tc>
+          <w:tcPr>
+            <w:tcW w:w="1150" w:type="dxa"/>
+            <w:shd w:val="clear" w:color="auto" w:fill="FFFFFF" w:themeFill="background1"/>
+          </w:tcPr>
+          <w:p/>
+        </w:tc>
+        <w:tc>
+          <w:tcPr>
+            <w:tcW w:w="1150" w:type="dxa"/>
+            <w:shd w:val="clear" w:color="auto" w:fill="FFFFFF" w:themeFill="background1"/>
+            <w:hideMark/>
+          </w:tcPr>
+          <w:p/>
+        </w:tc>
+        <w:tc>
+          <w:tcPr>
+            <w:tcW w:w="1150" w:type="dxa"/>
+            <w:shd w:val="clear" w:color="auto" w:fill="FFFFFF" w:themeFill="background1"/>
+          </w:tcPr>
+          <w:p/>
+        </w:tc>
+        <w:tc>
+          <w:tcPr>
+            <w:tcW w:w="1150" w:type="dxa"/>
+            <w:shd w:val="clear" w:color="auto" w:fill="FFFFFF" w:themeFill="background1"/>
+            <w:hideMark/>
+          </w:tcPr>
+          <w:p/>
+        </w:tc>
+        <w:tc>
+          <w:tcPr>
+            <w:tcW w:w="1150" w:type="dxa"/>
+            <w:shd w:val="clear" w:color="auto" w:fill="FFFFFF" w:themeFill="background1"/>
+          </w:tcPr>
+          <w:p/>
+        </w:tc>
+        <w:tc>
+          <w:tcPr>
+            <w:tcW w:w="1150" w:type="dxa"/>
+            <w:shd w:val="clear" w:color="auto" w:fill="FFFFFF" w:themeFill="background1"/>
+          </w:tcPr>
+          <w:p/>
+        </w:tc>
+        <w:tc>
+          <w:tcPr>
+            <w:tcW w:w="1150" w:type="dxa"/>
+            <w:shd w:val="clear" w:color="auto" w:fill="FFFFFF" w:themeFill="background1"/>
+            <w:hideMark/>
+          </w:tcPr>
+          <w:p/>
+        </w:tc>
+        <w:tc>
+          <w:tcPr>
+            <w:tcW w:w="1150" w:type="dxa"/>
+            <w:shd w:val="clear" w:color="auto" w:fill="FFFFFF" w:themeFill="background1"/>
           </w:tcPr>
           <w:p>
             <w:pPr>
-              <w:jc w:val="center"/>
+              <w:rPr>
+                <w:rFonts w:ascii="Cambria" w:hAnsi="Cambria"/>
+              </w:rPr>
             </w:pPr>
-            <w:r>
-              <w:t>S/N</w:t>
-            </w:r>
           </w:p>
         </w:tc>
         <w:tc>
           <w:tcPr>
-            <w:tcW w:w="1207" w:type="dxa"/>
+            <w:tcW w:w="1150" w:type="dxa"/>
             <w:shd w:val="clear" w:color="auto" w:fill="FFFFFF" w:themeFill="background1"/>
-            <w:hideMark/>
           </w:tcPr>
           <w:p>
+            <w:pPr>
+              <w:rPr>
+                <w:rFonts w:ascii="Cambria" w:hAnsi="Cambria"/>
+              </w:rPr>
+            </w:pPr>
+          </w:p>
+        </w:tc>
+        <w:tc>
+          <w:tcPr>
+            <w:tcW w:w="1150" w:type="dxa"/>
+            <w:shd w:val="clear" w:color="auto" w:fill="FFFFFF" w:themeFill="background1"/>
+          </w:tcPr>
+          <w:p>
+            <w:pPr>
+              <w:rPr>
+                <w:rFonts w:ascii="Cambria" w:hAnsi="Cambria"/>
+              </w:rPr>
+            </w:pPr>
+          </w:p>
+        </w:tc>
+      </w:tr>
+      <w:tr>
+        <w:trPr>
+          <w:trHeight w:val="588"/>
+        </w:trPr>
+        <w:tc>
+          <w:tcPr>
+            <w:tcW w:w="3778" w:type="dxa"/>
+            <w:hideMark/>
+          </w:tcPr>
+          <w:p>
             <w:r>
               <w:t>Inst. Code</w:t>
             </w:r>
           </w:p>
-          <w:p/>
-        </w:tc>
-        <w:tc>
-          <w:tcPr>
-            <w:tcW w:w="965" w:type="dxa"/>
-            <w:shd w:val="clear" w:color="auto" w:fill="FFFFFF" w:themeFill="background1"/>
+        </w:tc>
+        <w:tc>
+          <w:tcPr>
+            <w:tcW w:w="1150" w:type="dxa"/>
+          </w:tcPr>
+          <w:p/>
+        </w:tc>
+        <w:tc>
+          <w:tcPr>
+            <w:tcW w:w="1150" w:type="dxa"/>
+            <w:hideMark/>
+          </w:tcPr>
+          <w:p/>
+        </w:tc>
+        <w:tc>
+          <w:tcPr>
+            <w:tcW w:w="1150" w:type="dxa"/>
+          </w:tcPr>
+          <w:p/>
+        </w:tc>
+        <w:tc>
+          <w:tcPr>
+            <w:tcW w:w="1150" w:type="dxa"/>
+            <w:hideMark/>
+          </w:tcPr>
+          <w:p/>
+        </w:tc>
+        <w:tc>
+          <w:tcPr>
+            <w:tcW w:w="1150" w:type="dxa"/>
+          </w:tcPr>
+          <w:p/>
+        </w:tc>
+        <w:tc>
+          <w:tcPr>
+            <w:tcW w:w="1150" w:type="dxa"/>
+          </w:tcPr>
+          <w:p/>
+        </w:tc>
+        <w:tc>
+          <w:tcPr>
+            <w:tcW w:w="1150" w:type="dxa"/>
+            <w:hideMark/>
+          </w:tcPr>
+          <w:p/>
+        </w:tc>
+        <w:tc>
+          <w:tcPr>
+            <w:tcW w:w="1150" w:type="dxa"/>
+          </w:tcPr>
+          <w:p/>
+        </w:tc>
+        <w:tc>
+          <w:tcPr>
+            <w:tcW w:w="1150" w:type="dxa"/>
+          </w:tcPr>
+          <w:p/>
+        </w:tc>
+        <w:tc>
+          <w:tcPr>
+            <w:tcW w:w="1150" w:type="dxa"/>
+          </w:tcPr>
+          <w:p/>
+        </w:tc>
+      </w:tr>
+      <w:tr>
+        <w:trPr>
+          <w:trHeight w:val="588"/>
+        </w:trPr>
+        <w:tc>
+          <w:tcPr>
+            <w:tcW w:w="3778" w:type="dxa"/>
+            <w:hideMark/>
           </w:tcPr>
           <w:p>
             <w:r>
@@ -353,8 +457,75 @@
         </w:tc>
         <w:tc>
           <w:tcPr>
-            <w:tcW w:w="1569" w:type="dxa"/>
-            <w:shd w:val="clear" w:color="auto" w:fill="FFFFFF" w:themeFill="background1"/>
+            <w:tcW w:w="1150" w:type="dxa"/>
+          </w:tcPr>
+          <w:p/>
+        </w:tc>
+        <w:tc>
+          <w:tcPr>
+            <w:tcW w:w="1150" w:type="dxa"/>
+            <w:hideMark/>
+          </w:tcPr>
+          <w:p/>
+        </w:tc>
+        <w:tc>
+          <w:tcPr>
+            <w:tcW w:w="1150" w:type="dxa"/>
+          </w:tcPr>
+          <w:p/>
+        </w:tc>
+        <w:tc>
+          <w:tcPr>
+            <w:tcW w:w="1150" w:type="dxa"/>
+            <w:hideMark/>
+          </w:tcPr>
+          <w:p/>
+        </w:tc>
+        <w:tc>
+          <w:tcPr>
+            <w:tcW w:w="1150" w:type="dxa"/>
+          </w:tcPr>
+          <w:p/>
+        </w:tc>
+        <w:tc>
+          <w:tcPr>
+            <w:tcW w:w="1150" w:type="dxa"/>
+          </w:tcPr>
+          <w:p/>
+        </w:tc>
+        <w:tc>
+          <w:tcPr>
+            <w:tcW w:w="1150" w:type="dxa"/>
+            <w:hideMark/>
+          </w:tcPr>
+          <w:p/>
+        </w:tc>
+        <w:tc>
+          <w:tcPr>
+            <w:tcW w:w="1150" w:type="dxa"/>
+          </w:tcPr>
+          <w:p/>
+        </w:tc>
+        <w:tc>
+          <w:tcPr>
+            <w:tcW w:w="1150" w:type="dxa"/>
+          </w:tcPr>
+          <w:p/>
+        </w:tc>
+        <w:tc>
+          <w:tcPr>
+            <w:tcW w:w="1150" w:type="dxa"/>
+          </w:tcPr>
+          <w:p/>
+        </w:tc>
+      </w:tr>
+      <w:tr>
+        <w:trPr>
+          <w:trHeight w:val="588"/>
+        </w:trPr>
+        <w:tc>
+          <w:tcPr>
+            <w:tcW w:w="3778" w:type="dxa"/>
             <w:hideMark/>
           </w:tcPr>
           <w:p>
@@ -414,19 +585,233 @@
         </w:tc>
         <w:tc>
           <w:tcPr>
-            <w:tcW w:w="1690" w:type="dxa"/>
-            <w:shd w:val="clear" w:color="auto" w:fill="FFFFFF" w:themeFill="background1"/>
+            <w:tcW w:w="1150" w:type="dxa"/>
+          </w:tcPr>
+          <w:p/>
+        </w:tc>
+        <w:tc>
+          <w:tcPr>
+            <w:tcW w:w="1150" w:type="dxa"/>
+            <w:hideMark/>
+          </w:tcPr>
+          <w:p/>
+        </w:tc>
+        <w:tc>
+          <w:tcPr>
+            <w:tcW w:w="1150" w:type="dxa"/>
+          </w:tcPr>
+          <w:p/>
+        </w:tc>
+        <w:tc>
+          <w:tcPr>
+            <w:tcW w:w="1150" w:type="dxa"/>
+            <w:hideMark/>
+          </w:tcPr>
+          <w:p/>
+        </w:tc>
+        <w:tc>
+          <w:tcPr>
+            <w:tcW w:w="1150" w:type="dxa"/>
+          </w:tcPr>
+          <w:p/>
+        </w:tc>
+        <w:tc>
+          <w:tcPr>
+            <w:tcW w:w="1150" w:type="dxa"/>
+          </w:tcPr>
+          <w:p/>
+        </w:tc>
+        <w:tc>
+          <w:tcPr>
+            <w:tcW w:w="1150" w:type="dxa"/>
+            <w:hideMark/>
+          </w:tcPr>
+          <w:p/>
+        </w:tc>
+        <w:tc>
+          <w:tcPr>
+            <w:tcW w:w="1150" w:type="dxa"/>
+          </w:tcPr>
+          <w:p/>
+        </w:tc>
+        <w:tc>
+          <w:tcPr>
+            <w:tcW w:w="1150" w:type="dxa"/>
+          </w:tcPr>
+          <w:p/>
+        </w:tc>
+        <w:tc>
+          <w:tcPr>
+            <w:tcW w:w="1150" w:type="dxa"/>
+          </w:tcPr>
+          <w:p/>
+        </w:tc>
+      </w:tr>
+      <w:tr>
+        <w:trPr>
+          <w:trHeight w:val="588"/>
+        </w:trPr>
+        <w:tc>
+          <w:tcPr>
+            <w:tcW w:w="3778" w:type="dxa"/>
+            <w:hideMark/>
           </w:tcPr>
           <w:p>
             <w:r>
+              <w:t>Create &lt;moor&gt;info.dat file</w:t>
+            </w:r>
+          </w:p>
+        </w:tc>
+        <w:tc>
+          <w:tcPr>
+            <w:tcW w:w="1150" w:type="dxa"/>
+          </w:tcPr>
+          <w:p/>
+        </w:tc>
+        <w:tc>
+          <w:tcPr>
+            <w:tcW w:w="1150" w:type="dxa"/>
+            <w:hideMark/>
+          </w:tcPr>
+          <w:p/>
+        </w:tc>
+        <w:tc>
+          <w:tcPr>
+            <w:tcW w:w="1150" w:type="dxa"/>
+          </w:tcPr>
+          <w:p/>
+        </w:tc>
+        <w:tc>
+          <w:tcPr>
+            <w:tcW w:w="1150" w:type="dxa"/>
+            <w:hideMark/>
+          </w:tcPr>
+          <w:p/>
+        </w:tc>
+        <w:tc>
+          <w:tcPr>
+            <w:tcW w:w="1150" w:type="dxa"/>
+          </w:tcPr>
+          <w:p/>
+        </w:tc>
+        <w:tc>
+          <w:tcPr>
+            <w:tcW w:w="1150" w:type="dxa"/>
+          </w:tcPr>
+          <w:p/>
+        </w:tc>
+        <w:tc>
+          <w:tcPr>
+            <w:tcW w:w="1150" w:type="dxa"/>
+            <w:hideMark/>
+          </w:tcPr>
+          <w:p/>
+        </w:tc>
+        <w:tc>
+          <w:tcPr>
+            <w:tcW w:w="1150" w:type="dxa"/>
+          </w:tcPr>
+          <w:p/>
+        </w:tc>
+        <w:tc>
+          <w:tcPr>
+            <w:tcW w:w="1150" w:type="dxa"/>
+          </w:tcPr>
+          <w:p/>
+        </w:tc>
+        <w:tc>
+          <w:tcPr>
+            <w:tcW w:w="1150" w:type="dxa"/>
+          </w:tcPr>
+          <w:p/>
+        </w:tc>
+      </w:tr>
+      <w:tr>
+        <w:trPr>
+          <w:trHeight w:val="588"/>
+        </w:trPr>
+        <w:tc>
+          <w:tcPr>
+            <w:tcW w:w="3778" w:type="dxa"/>
+            <w:hideMark/>
+          </w:tcPr>
+          <w:p>
+            <w:r>
               <w:t>STAGE 1 mc_call_2</w:t>
             </w:r>
           </w:p>
         </w:tc>
         <w:tc>
           <w:tcPr>
-            <w:tcW w:w="1689" w:type="dxa"/>
-            <w:shd w:val="clear" w:color="auto" w:fill="FFFFFF" w:themeFill="background1"/>
+            <w:tcW w:w="1150" w:type="dxa"/>
+          </w:tcPr>
+          <w:p/>
+        </w:tc>
+        <w:tc>
+          <w:tcPr>
+            <w:tcW w:w="1150" w:type="dxa"/>
+            <w:hideMark/>
+          </w:tcPr>
+          <w:p/>
+        </w:tc>
+        <w:tc>
+          <w:tcPr>
+            <w:tcW w:w="1150" w:type="dxa"/>
+          </w:tcPr>
+          <w:p/>
+        </w:tc>
+        <w:tc>
+          <w:tcPr>
+            <w:tcW w:w="1150" w:type="dxa"/>
+            <w:hideMark/>
+          </w:tcPr>
+          <w:p/>
+        </w:tc>
+        <w:tc>
+          <w:tcPr>
+            <w:tcW w:w="1150" w:type="dxa"/>
+          </w:tcPr>
+          <w:p/>
+        </w:tc>
+        <w:tc>
+          <w:tcPr>
+            <w:tcW w:w="1150" w:type="dxa"/>
+          </w:tcPr>
+          <w:p/>
+        </w:tc>
+        <w:tc>
+          <w:tcPr>
+            <w:tcW w:w="1150" w:type="dxa"/>
+            <w:hideMark/>
+          </w:tcPr>
+          <w:p/>
+        </w:tc>
+        <w:tc>
+          <w:tcPr>
+            <w:tcW w:w="1150" w:type="dxa"/>
+          </w:tcPr>
+          <w:p/>
+        </w:tc>
+        <w:tc>
+          <w:tcPr>
+            <w:tcW w:w="1150" w:type="dxa"/>
+          </w:tcPr>
+          <w:p/>
+        </w:tc>
+        <w:tc>
+          <w:tcPr>
+            <w:tcW w:w="1150" w:type="dxa"/>
+          </w:tcPr>
+          <w:p/>
+        </w:tc>
+      </w:tr>
+      <w:tr>
+        <w:trPr>
+          <w:trHeight w:val="588"/>
+        </w:trPr>
+        <w:tc>
+          <w:tcPr>
+            <w:tcW w:w="3778" w:type="dxa"/>
             <w:hideMark/>
           </w:tcPr>
           <w:p>
@@ -437,8 +822,274 @@
         </w:tc>
         <w:tc>
           <w:tcPr>
-            <w:tcW w:w="3280" w:type="dxa"/>
-            <w:shd w:val="clear" w:color="auto" w:fill="FFFFFF" w:themeFill="background1"/>
+            <w:tcW w:w="1150" w:type="dxa"/>
+          </w:tcPr>
+          <w:p/>
+        </w:tc>
+        <w:tc>
+          <w:tcPr>
+            <w:tcW w:w="1150" w:type="dxa"/>
+            <w:hideMark/>
+          </w:tcPr>
+          <w:p/>
+        </w:tc>
+        <w:tc>
+          <w:tcPr>
+            <w:tcW w:w="1150" w:type="dxa"/>
+          </w:tcPr>
+          <w:p/>
+        </w:tc>
+        <w:tc>
+          <w:tcPr>
+            <w:tcW w:w="1150" w:type="dxa"/>
+            <w:hideMark/>
+          </w:tcPr>
+          <w:p/>
+        </w:tc>
+        <w:tc>
+          <w:tcPr>
+            <w:tcW w:w="1150" w:type="dxa"/>
+          </w:tcPr>
+          <w:p/>
+        </w:tc>
+        <w:tc>
+          <w:tcPr>
+            <w:tcW w:w="1150" w:type="dxa"/>
+          </w:tcPr>
+          <w:p/>
+        </w:tc>
+        <w:tc>
+          <w:tcPr>
+            <w:tcW w:w="1150" w:type="dxa"/>
+            <w:hideMark/>
+          </w:tcPr>
+          <w:p/>
+        </w:tc>
+        <w:tc>
+          <w:tcPr>
+            <w:tcW w:w="1150" w:type="dxa"/>
+          </w:tcPr>
+          <w:p/>
+        </w:tc>
+        <w:tc>
+          <w:tcPr>
+            <w:tcW w:w="1150" w:type="dxa"/>
+          </w:tcPr>
+          <w:p/>
+        </w:tc>
+        <w:tc>
+          <w:tcPr>
+            <w:tcW w:w="1150" w:type="dxa"/>
+          </w:tcPr>
+          <w:p/>
+        </w:tc>
+      </w:tr>
+      <w:tr>
+        <w:trPr>
+          <w:trHeight w:val="588"/>
+        </w:trPr>
+        <w:tc>
+          <w:tcPr>
+            <w:tcW w:w="3778" w:type="dxa"/>
+            <w:hideMark/>
+          </w:tcPr>
+          <w:p>
+            <w:r>
+              <w:rPr>
+                <w:rFonts w:ascii="Cambria" w:hAnsi="Cambria"/>
+              </w:rPr>
+              <w:t xml:space="preserve">STAGE 1 &amp; 2: </w:t>
+            </w:r>
+            <w:proofErr w:type="spellStart"/>
+            <w:r>
+              <w:rPr>
+                <w:rFonts w:ascii="Cambria" w:hAnsi="Cambria"/>
+              </w:rPr>
+              <w:t>process_nors.m</w:t>
+            </w:r>
+            <w:proofErr w:type="spellEnd"/>
+            <w:r>
+              <w:rPr>
+                <w:rFonts w:ascii="Cambria" w:hAnsi="Cambria"/>
+              </w:rPr>
+              <w:t xml:space="preserve">: </w:t>
+            </w:r>
+            <w:r>
+              <w:rPr>
+                <w:rFonts w:ascii="Cambria" w:hAnsi="Cambria"/>
+              </w:rPr>
+              <w:t>[</w:t>
+            </w:r>
+            <w:r>
+              <w:rPr>
+                <w:rFonts w:ascii="Cambria" w:hAnsi="Cambria"/>
+                <w:i/>
+                <w:iCs/>
+              </w:rPr>
+              <w:t>nortek2rodb_01 &amp; nortek_raw2use_02</w:t>
+            </w:r>
+            <w:r>
+              <w:rPr>
+                <w:rFonts w:ascii="Cambria" w:hAnsi="Cambria"/>
+              </w:rPr>
+              <w:t>]</w:t>
+            </w:r>
+          </w:p>
+        </w:tc>
+        <w:tc>
+          <w:tcPr>
+            <w:tcW w:w="1150" w:type="dxa"/>
+          </w:tcPr>
+          <w:p/>
+        </w:tc>
+        <w:tc>
+          <w:tcPr>
+            <w:tcW w:w="1150" w:type="dxa"/>
+            <w:hideMark/>
+          </w:tcPr>
+          <w:p/>
+        </w:tc>
+        <w:tc>
+          <w:tcPr>
+            <w:tcW w:w="1150" w:type="dxa"/>
+          </w:tcPr>
+          <w:p/>
+        </w:tc>
+        <w:tc>
+          <w:tcPr>
+            <w:tcW w:w="1150" w:type="dxa"/>
+            <w:hideMark/>
+          </w:tcPr>
+          <w:p/>
+        </w:tc>
+        <w:tc>
+          <w:tcPr>
+            <w:tcW w:w="1150" w:type="dxa"/>
+          </w:tcPr>
+          <w:p/>
+        </w:tc>
+        <w:tc>
+          <w:tcPr>
+            <w:tcW w:w="1150" w:type="dxa"/>
+          </w:tcPr>
+          <w:p/>
+        </w:tc>
+        <w:tc>
+          <w:tcPr>
+            <w:tcW w:w="1150" w:type="dxa"/>
+            <w:hideMark/>
+          </w:tcPr>
+          <w:p/>
+        </w:tc>
+        <w:tc>
+          <w:tcPr>
+            <w:tcW w:w="1150" w:type="dxa"/>
+          </w:tcPr>
+          <w:p/>
+        </w:tc>
+        <w:tc>
+          <w:tcPr>
+            <w:tcW w:w="1150" w:type="dxa"/>
+          </w:tcPr>
+          <w:p/>
+        </w:tc>
+        <w:tc>
+          <w:tcPr>
+            <w:tcW w:w="1150" w:type="dxa"/>
+          </w:tcPr>
+          <w:p/>
+        </w:tc>
+      </w:tr>
+      <w:tr>
+        <w:trPr>
+          <w:trHeight w:val="588"/>
+        </w:trPr>
+        <w:tc>
+          <w:tcPr>
+            <w:tcW w:w="3778" w:type="dxa"/>
+            <w:hideMark/>
+          </w:tcPr>
+          <w:p>
+            <w:r>
+              <w:rPr>
+                <w:rFonts w:ascii="Cambria" w:hAnsi="Cambria"/>
+              </w:rPr>
+              <w:t>STAGE 1: process_seaphox</w:t>
+            </w:r>
+          </w:p>
+        </w:tc>
+        <w:tc>
+          <w:tcPr>
+            <w:tcW w:w="1150" w:type="dxa"/>
+          </w:tcPr>
+          <w:p/>
+        </w:tc>
+        <w:tc>
+          <w:tcPr>
+            <w:tcW w:w="1150" w:type="dxa"/>
+            <w:hideMark/>
+          </w:tcPr>
+          <w:p/>
+        </w:tc>
+        <w:tc>
+          <w:tcPr>
+            <w:tcW w:w="1150" w:type="dxa"/>
+          </w:tcPr>
+          <w:p/>
+        </w:tc>
+        <w:tc>
+          <w:tcPr>
+            <w:tcW w:w="1150" w:type="dxa"/>
+            <w:hideMark/>
+          </w:tcPr>
+          <w:p/>
+        </w:tc>
+        <w:tc>
+          <w:tcPr>
+            <w:tcW w:w="1150" w:type="dxa"/>
+          </w:tcPr>
+          <w:p/>
+        </w:tc>
+        <w:tc>
+          <w:tcPr>
+            <w:tcW w:w="1150" w:type="dxa"/>
+          </w:tcPr>
+          <w:p/>
+        </w:tc>
+        <w:tc>
+          <w:tcPr>
+            <w:tcW w:w="1150" w:type="dxa"/>
+            <w:hideMark/>
+          </w:tcPr>
+          <w:p/>
+        </w:tc>
+        <w:tc>
+          <w:tcPr>
+            <w:tcW w:w="1150" w:type="dxa"/>
+          </w:tcPr>
+          <w:p/>
+        </w:tc>
+        <w:tc>
+          <w:tcPr>
+            <w:tcW w:w="1150" w:type="dxa"/>
+          </w:tcPr>
+          <w:p/>
+        </w:tc>
+        <w:tc>
+          <w:tcPr>
+            <w:tcW w:w="1150" w:type="dxa"/>
+          </w:tcPr>
+          <w:p/>
+        </w:tc>
+      </w:tr>
+      <w:tr>
+        <w:trPr>
+          <w:trHeight w:val="588"/>
+        </w:trPr>
+        <w:tc>
+          <w:tcPr>
+            <w:tcW w:w="3778" w:type="dxa"/>
+            <w:hideMark/>
           </w:tcPr>
           <w:p>
             <w:pPr>
@@ -450,107 +1101,22 @@
               <w:rPr>
                 <w:rFonts w:ascii="Cambria" w:hAnsi="Cambria"/>
               </w:rPr>
-              <w:t xml:space="preserve">STAGE 1 &amp; 2: </w:t>
-            </w:r>
-            <w:proofErr w:type="spellStart"/>
+              <w:t>STAGE 1</w:t>
+            </w:r>
             <w:r>
               <w:rPr>
                 <w:rFonts w:ascii="Cambria" w:hAnsi="Cambria"/>
               </w:rPr>
-              <w:t>process_nors_</w:t>
+              <w:t xml:space="preserve"> &amp; 2</w:t>
             </w:r>
             <w:r>
               <w:rPr>
                 <w:rFonts w:ascii="Cambria" w:hAnsi="Cambria"/>
               </w:rPr>
-              <w:t>xxx</w:t>
-            </w:r>
-            <w:r>
-              <w:rPr>
-                <w:rFonts w:ascii="Cambria" w:hAnsi="Cambria"/>
-              </w:rPr>
-              <w:t>.m</w:t>
-            </w:r>
-            <w:proofErr w:type="spellEnd"/>
-            <w:r>
-              <w:rPr>
-                <w:rFonts w:ascii="Cambria" w:hAnsi="Cambria"/>
-              </w:rPr>
-              <w:t xml:space="preserve">: </w:t>
-            </w:r>
-            <w:r>
-              <w:rPr>
-                <w:rFonts w:ascii="Cambria" w:hAnsi="Cambria"/>
-              </w:rPr>
-              <w:t>[</w:t>
-            </w:r>
-            <w:r>
-              <w:rPr>
-                <w:rFonts w:ascii="Cambria" w:hAnsi="Cambria"/>
-                <w:i/>
-                <w:iCs/>
-              </w:rPr>
-              <w:t>nortek2rodb_01 &amp; nortek_raw2use_02</w:t>
-            </w:r>
-            <w:r>
-              <w:rPr>
-                <w:rFonts w:ascii="Cambria" w:hAnsi="Cambria"/>
-              </w:rPr>
-              <w:t>]</w:t>
-            </w:r>
-          </w:p>
-        </w:tc>
-        <w:tc>
-          <w:tcPr>
-            <w:tcW w:w="1843" w:type="dxa"/>
-            <w:shd w:val="clear" w:color="auto" w:fill="FFFFFF" w:themeFill="background1"/>
-          </w:tcPr>
-          <w:p>
-            <w:pPr>
-              <w:rPr>
-                <w:rFonts w:ascii="Cambria" w:hAnsi="Cambria"/>
-              </w:rPr>
-            </w:pPr>
-            <w:r>
-              <w:rPr>
-                <w:rFonts w:ascii="Cambria" w:hAnsi="Cambria"/>
-              </w:rPr>
-              <w:t xml:space="preserve">STAGE 1: </w:t>
-            </w:r>
-            <w:proofErr w:type="spellStart"/>
-            <w:r>
-              <w:rPr>
-                <w:rFonts w:ascii="Cambria" w:hAnsi="Cambria"/>
-              </w:rPr>
-              <w:t>process_seaphox</w:t>
-            </w:r>
-            <w:proofErr w:type="spellEnd"/>
-          </w:p>
-        </w:tc>
-        <w:tc>
-          <w:tcPr>
-            <w:tcW w:w="1843" w:type="dxa"/>
-            <w:shd w:val="clear" w:color="auto" w:fill="FFFFFF" w:themeFill="background1"/>
-          </w:tcPr>
-          <w:p>
-            <w:pPr>
-              <w:rPr>
-                <w:rFonts w:ascii="Cambria" w:hAnsi="Cambria"/>
-              </w:rPr>
-            </w:pPr>
-            <w:r>
-              <w:rPr>
-                <w:rFonts w:ascii="Cambria" w:hAnsi="Cambria"/>
-              </w:rPr>
-              <w:t>STAGE 1:</w:t>
+              <w:t>:</w:t>
             </w:r>
           </w:p>
           <w:p>
-            <w:pPr>
-              <w:rPr>
-                <w:rFonts w:ascii="Cambria" w:hAnsi="Cambria"/>
-              </w:rPr>
-            </w:pPr>
             <w:r>
               <w:rPr>
                 <w:rFonts w:ascii="Cambria" w:hAnsi="Cambria"/>
@@ -559,951 +1125,66 @@
             </w:r>
           </w:p>
         </w:tc>
-      </w:tr>
-      <w:tr>
-        <w:trPr>
-          <w:trHeight w:val="320"/>
-        </w:trPr>
-        <w:tc>
-          <w:tcPr>
-            <w:tcW w:w="1111" w:type="dxa"/>
-            <w:hideMark/>
-          </w:tcPr>
-          <w:p>
-            <w:r>
-              <w:t> </w:t>
-            </w:r>
-          </w:p>
-        </w:tc>
-        <w:tc>
-          <w:tcPr>
-            <w:tcW w:w="1207" w:type="dxa"/>
-            <w:hideMark/>
-          </w:tcPr>
-          <w:p>
-            <w:r>
-              <w:t> </w:t>
-            </w:r>
-          </w:p>
-        </w:tc>
-        <w:tc>
-          <w:tcPr>
-            <w:tcW w:w="965" w:type="dxa"/>
-          </w:tcPr>
-          <w:p/>
-        </w:tc>
-        <w:tc>
-          <w:tcPr>
-            <w:tcW w:w="1569" w:type="dxa"/>
-            <w:hideMark/>
-          </w:tcPr>
-          <w:p>
-            <w:r>
-              <w:t> </w:t>
-            </w:r>
-          </w:p>
-        </w:tc>
-        <w:tc>
-          <w:tcPr>
-            <w:tcW w:w="1690" w:type="dxa"/>
-          </w:tcPr>
-          <w:p>
-            <w:r>
-              <w:t> </w:t>
-            </w:r>
-          </w:p>
-        </w:tc>
-        <w:tc>
-          <w:tcPr>
-            <w:tcW w:w="1689" w:type="dxa"/>
-            <w:hideMark/>
-          </w:tcPr>
-          <w:p>
-            <w:r>
-              <w:t> </w:t>
-            </w:r>
-          </w:p>
-        </w:tc>
-        <w:tc>
-          <w:tcPr>
-            <w:tcW w:w="3280" w:type="dxa"/>
-          </w:tcPr>
-          <w:p/>
-        </w:tc>
-        <w:tc>
-          <w:tcPr>
-            <w:tcW w:w="1843" w:type="dxa"/>
-          </w:tcPr>
-          <w:p/>
-        </w:tc>
-        <w:tc>
-          <w:tcPr>
-            <w:tcW w:w="1843" w:type="dxa"/>
-          </w:tcPr>
-          <w:p/>
-        </w:tc>
-      </w:tr>
-      <w:tr>
-        <w:trPr>
-          <w:trHeight w:val="320"/>
-        </w:trPr>
-        <w:tc>
-          <w:tcPr>
-            <w:tcW w:w="1111" w:type="dxa"/>
-            <w:hideMark/>
-          </w:tcPr>
-          <w:p>
-            <w:r>
-              <w:t> </w:t>
-            </w:r>
-          </w:p>
-        </w:tc>
-        <w:tc>
-          <w:tcPr>
-            <w:tcW w:w="1207" w:type="dxa"/>
-            <w:hideMark/>
-          </w:tcPr>
-          <w:p>
-            <w:r>
-              <w:t> </w:t>
-            </w:r>
-          </w:p>
-        </w:tc>
-        <w:tc>
-          <w:tcPr>
-            <w:tcW w:w="965" w:type="dxa"/>
-          </w:tcPr>
-          <w:p/>
-        </w:tc>
-        <w:tc>
-          <w:tcPr>
-            <w:tcW w:w="1569" w:type="dxa"/>
-            <w:hideMark/>
-          </w:tcPr>
-          <w:p>
-            <w:r>
-              <w:t> </w:t>
-            </w:r>
-          </w:p>
-        </w:tc>
-        <w:tc>
-          <w:tcPr>
-            <w:tcW w:w="1690" w:type="dxa"/>
-          </w:tcPr>
-          <w:p>
-            <w:r>
-              <w:t> </w:t>
-            </w:r>
-          </w:p>
-        </w:tc>
-        <w:tc>
-          <w:tcPr>
-            <w:tcW w:w="1689" w:type="dxa"/>
-            <w:hideMark/>
-          </w:tcPr>
-          <w:p>
-            <w:r>
-              <w:t> </w:t>
-            </w:r>
-          </w:p>
-        </w:tc>
-        <w:tc>
-          <w:tcPr>
-            <w:tcW w:w="3280" w:type="dxa"/>
-          </w:tcPr>
-          <w:p/>
-        </w:tc>
-        <w:tc>
-          <w:tcPr>
-            <w:tcW w:w="1843" w:type="dxa"/>
-          </w:tcPr>
-          <w:p/>
-        </w:tc>
-        <w:tc>
-          <w:tcPr>
-            <w:tcW w:w="1843" w:type="dxa"/>
-          </w:tcPr>
-          <w:p/>
-        </w:tc>
-      </w:tr>
-      <w:tr>
-        <w:trPr>
-          <w:trHeight w:val="320"/>
-        </w:trPr>
-        <w:tc>
-          <w:tcPr>
-            <w:tcW w:w="1111" w:type="dxa"/>
-            <w:hideMark/>
-          </w:tcPr>
-          <w:p>
-            <w:r>
-              <w:t> </w:t>
-            </w:r>
-          </w:p>
-        </w:tc>
-        <w:tc>
-          <w:tcPr>
-            <w:tcW w:w="1207" w:type="dxa"/>
-            <w:hideMark/>
-          </w:tcPr>
-          <w:p>
-            <w:r>
-              <w:t> </w:t>
-            </w:r>
-          </w:p>
-        </w:tc>
-        <w:tc>
-          <w:tcPr>
-            <w:tcW w:w="965" w:type="dxa"/>
-          </w:tcPr>
-          <w:p/>
-        </w:tc>
-        <w:tc>
-          <w:tcPr>
-            <w:tcW w:w="1569" w:type="dxa"/>
-            <w:hideMark/>
-          </w:tcPr>
-          <w:p>
-            <w:r>
-              <w:t> </w:t>
-            </w:r>
-          </w:p>
-        </w:tc>
-        <w:tc>
-          <w:tcPr>
-            <w:tcW w:w="1690" w:type="dxa"/>
-          </w:tcPr>
-          <w:p>
-            <w:r>
-              <w:t> </w:t>
-            </w:r>
-          </w:p>
-        </w:tc>
-        <w:tc>
-          <w:tcPr>
-            <w:tcW w:w="1689" w:type="dxa"/>
-            <w:hideMark/>
-          </w:tcPr>
-          <w:p>
-            <w:r>
-              <w:t> </w:t>
-            </w:r>
-          </w:p>
-        </w:tc>
-        <w:tc>
-          <w:tcPr>
-            <w:tcW w:w="3280" w:type="dxa"/>
-          </w:tcPr>
-          <w:p/>
-        </w:tc>
-        <w:tc>
-          <w:tcPr>
-            <w:tcW w:w="1843" w:type="dxa"/>
-          </w:tcPr>
-          <w:p/>
-        </w:tc>
-        <w:tc>
-          <w:tcPr>
-            <w:tcW w:w="1843" w:type="dxa"/>
-          </w:tcPr>
-          <w:p/>
-        </w:tc>
-      </w:tr>
-      <w:tr>
-        <w:trPr>
-          <w:trHeight w:val="320"/>
-        </w:trPr>
-        <w:tc>
-          <w:tcPr>
-            <w:tcW w:w="1111" w:type="dxa"/>
-            <w:hideMark/>
-          </w:tcPr>
-          <w:p>
-            <w:r>
-              <w:t> </w:t>
-            </w:r>
-          </w:p>
-        </w:tc>
-        <w:tc>
-          <w:tcPr>
-            <w:tcW w:w="1207" w:type="dxa"/>
-            <w:hideMark/>
-          </w:tcPr>
-          <w:p>
-            <w:r>
-              <w:t> </w:t>
-            </w:r>
-          </w:p>
-        </w:tc>
-        <w:tc>
-          <w:tcPr>
-            <w:tcW w:w="965" w:type="dxa"/>
-          </w:tcPr>
-          <w:p/>
-        </w:tc>
-        <w:tc>
-          <w:tcPr>
-            <w:tcW w:w="1569" w:type="dxa"/>
-            <w:hideMark/>
-          </w:tcPr>
-          <w:p>
-            <w:r>
-              <w:t> </w:t>
-            </w:r>
-          </w:p>
-        </w:tc>
-        <w:tc>
-          <w:tcPr>
-            <w:tcW w:w="1690" w:type="dxa"/>
-          </w:tcPr>
-          <w:p>
-            <w:r>
-              <w:t> </w:t>
-            </w:r>
-          </w:p>
-        </w:tc>
-        <w:tc>
-          <w:tcPr>
-            <w:tcW w:w="1689" w:type="dxa"/>
-            <w:hideMark/>
-          </w:tcPr>
-          <w:p>
-            <w:r>
-              <w:t> </w:t>
-            </w:r>
-          </w:p>
-        </w:tc>
-        <w:tc>
-          <w:tcPr>
-            <w:tcW w:w="3280" w:type="dxa"/>
-          </w:tcPr>
-          <w:p/>
-        </w:tc>
-        <w:tc>
-          <w:tcPr>
-            <w:tcW w:w="1843" w:type="dxa"/>
-          </w:tcPr>
-          <w:p/>
-        </w:tc>
-        <w:tc>
-          <w:tcPr>
-            <w:tcW w:w="1843" w:type="dxa"/>
-          </w:tcPr>
-          <w:p/>
-        </w:tc>
-      </w:tr>
-      <w:tr>
-        <w:trPr>
-          <w:trHeight w:val="320"/>
-        </w:trPr>
-        <w:tc>
-          <w:tcPr>
-            <w:tcW w:w="1111" w:type="dxa"/>
-            <w:hideMark/>
-          </w:tcPr>
-          <w:p>
-            <w:r>
-              <w:t> </w:t>
-            </w:r>
-          </w:p>
-        </w:tc>
-        <w:tc>
-          <w:tcPr>
-            <w:tcW w:w="1207" w:type="dxa"/>
-            <w:hideMark/>
-          </w:tcPr>
-          <w:p>
-            <w:r>
-              <w:t> </w:t>
-            </w:r>
-          </w:p>
-        </w:tc>
-        <w:tc>
-          <w:tcPr>
-            <w:tcW w:w="965" w:type="dxa"/>
-          </w:tcPr>
-          <w:p/>
-        </w:tc>
-        <w:tc>
-          <w:tcPr>
-            <w:tcW w:w="1569" w:type="dxa"/>
-            <w:hideMark/>
-          </w:tcPr>
-          <w:p>
-            <w:r>
-              <w:t> </w:t>
-            </w:r>
-          </w:p>
-        </w:tc>
-        <w:tc>
-          <w:tcPr>
-            <w:tcW w:w="1690" w:type="dxa"/>
-          </w:tcPr>
-          <w:p>
-            <w:r>
-              <w:t> </w:t>
-            </w:r>
-          </w:p>
-        </w:tc>
-        <w:tc>
-          <w:tcPr>
-            <w:tcW w:w="1689" w:type="dxa"/>
-            <w:hideMark/>
-          </w:tcPr>
-          <w:p>
-            <w:r>
-              <w:t> </w:t>
-            </w:r>
-          </w:p>
-        </w:tc>
-        <w:tc>
-          <w:tcPr>
-            <w:tcW w:w="3280" w:type="dxa"/>
-          </w:tcPr>
-          <w:p/>
-        </w:tc>
-        <w:tc>
-          <w:tcPr>
-            <w:tcW w:w="1843" w:type="dxa"/>
-          </w:tcPr>
-          <w:p/>
-        </w:tc>
-        <w:tc>
-          <w:tcPr>
-            <w:tcW w:w="1843" w:type="dxa"/>
-          </w:tcPr>
-          <w:p/>
-        </w:tc>
-      </w:tr>
-      <w:tr>
-        <w:trPr>
-          <w:trHeight w:val="320"/>
-        </w:trPr>
-        <w:tc>
-          <w:tcPr>
-            <w:tcW w:w="1111" w:type="dxa"/>
-            <w:hideMark/>
-          </w:tcPr>
-          <w:p>
-            <w:r>
-              <w:t> </w:t>
-            </w:r>
-          </w:p>
-        </w:tc>
-        <w:tc>
-          <w:tcPr>
-            <w:tcW w:w="1207" w:type="dxa"/>
-            <w:hideMark/>
-          </w:tcPr>
-          <w:p>
-            <w:r>
-              <w:t> </w:t>
-            </w:r>
-          </w:p>
-        </w:tc>
-        <w:tc>
-          <w:tcPr>
-            <w:tcW w:w="965" w:type="dxa"/>
-          </w:tcPr>
-          <w:p/>
-        </w:tc>
-        <w:tc>
-          <w:tcPr>
-            <w:tcW w:w="1569" w:type="dxa"/>
-            <w:hideMark/>
-          </w:tcPr>
-          <w:p>
-            <w:r>
-              <w:t> </w:t>
-            </w:r>
-          </w:p>
-        </w:tc>
-        <w:tc>
-          <w:tcPr>
-            <w:tcW w:w="1690" w:type="dxa"/>
-          </w:tcPr>
-          <w:p>
-            <w:r>
-              <w:t> </w:t>
-            </w:r>
-          </w:p>
-        </w:tc>
-        <w:tc>
-          <w:tcPr>
-            <w:tcW w:w="1689" w:type="dxa"/>
-            <w:hideMark/>
-          </w:tcPr>
-          <w:p>
-            <w:r>
-              <w:t> </w:t>
-            </w:r>
-          </w:p>
-        </w:tc>
-        <w:tc>
-          <w:tcPr>
-            <w:tcW w:w="3280" w:type="dxa"/>
-          </w:tcPr>
-          <w:p/>
-        </w:tc>
-        <w:tc>
-          <w:tcPr>
-            <w:tcW w:w="1843" w:type="dxa"/>
-          </w:tcPr>
-          <w:p/>
-        </w:tc>
-        <w:tc>
-          <w:tcPr>
-            <w:tcW w:w="1843" w:type="dxa"/>
-          </w:tcPr>
-          <w:p/>
-        </w:tc>
-      </w:tr>
-      <w:tr>
-        <w:trPr>
-          <w:trHeight w:val="320"/>
-        </w:trPr>
-        <w:tc>
-          <w:tcPr>
-            <w:tcW w:w="1111" w:type="dxa"/>
-            <w:hideMark/>
-          </w:tcPr>
-          <w:p>
-            <w:r>
-              <w:t> </w:t>
-            </w:r>
-          </w:p>
-        </w:tc>
-        <w:tc>
-          <w:tcPr>
-            <w:tcW w:w="1207" w:type="dxa"/>
-            <w:hideMark/>
-          </w:tcPr>
-          <w:p>
-            <w:r>
-              <w:t> </w:t>
-            </w:r>
-          </w:p>
-        </w:tc>
-        <w:tc>
-          <w:tcPr>
-            <w:tcW w:w="965" w:type="dxa"/>
-          </w:tcPr>
-          <w:p/>
-        </w:tc>
-        <w:tc>
-          <w:tcPr>
-            <w:tcW w:w="1569" w:type="dxa"/>
-            <w:hideMark/>
-          </w:tcPr>
-          <w:p>
-            <w:r>
-              <w:t> </w:t>
-            </w:r>
-          </w:p>
-        </w:tc>
-        <w:tc>
-          <w:tcPr>
-            <w:tcW w:w="1690" w:type="dxa"/>
-          </w:tcPr>
-          <w:p>
-            <w:r>
-              <w:t> </w:t>
-            </w:r>
-          </w:p>
-        </w:tc>
-        <w:tc>
-          <w:tcPr>
-            <w:tcW w:w="1689" w:type="dxa"/>
-            <w:hideMark/>
-          </w:tcPr>
-          <w:p>
-            <w:r>
-              <w:t> </w:t>
-            </w:r>
-          </w:p>
-        </w:tc>
-        <w:tc>
-          <w:tcPr>
-            <w:tcW w:w="3280" w:type="dxa"/>
-          </w:tcPr>
-          <w:p/>
-        </w:tc>
-        <w:tc>
-          <w:tcPr>
-            <w:tcW w:w="1843" w:type="dxa"/>
-          </w:tcPr>
-          <w:p/>
-        </w:tc>
-        <w:tc>
-          <w:tcPr>
-            <w:tcW w:w="1843" w:type="dxa"/>
-          </w:tcPr>
-          <w:p/>
-        </w:tc>
-      </w:tr>
-      <w:tr>
-        <w:trPr>
-          <w:trHeight w:val="320"/>
-        </w:trPr>
-        <w:tc>
-          <w:tcPr>
-            <w:tcW w:w="1111" w:type="dxa"/>
-            <w:hideMark/>
-          </w:tcPr>
-          <w:p>
-            <w:r>
-              <w:t> </w:t>
-            </w:r>
-          </w:p>
-        </w:tc>
-        <w:tc>
-          <w:tcPr>
-            <w:tcW w:w="1207" w:type="dxa"/>
-            <w:hideMark/>
-          </w:tcPr>
-          <w:p>
-            <w:r>
-              <w:t> </w:t>
-            </w:r>
-          </w:p>
-        </w:tc>
-        <w:tc>
-          <w:tcPr>
-            <w:tcW w:w="965" w:type="dxa"/>
-          </w:tcPr>
-          <w:p/>
-        </w:tc>
-        <w:tc>
-          <w:tcPr>
-            <w:tcW w:w="1569" w:type="dxa"/>
-            <w:hideMark/>
-          </w:tcPr>
-          <w:p>
-            <w:r>
-              <w:t> </w:t>
-            </w:r>
-          </w:p>
-        </w:tc>
-        <w:tc>
-          <w:tcPr>
-            <w:tcW w:w="1690" w:type="dxa"/>
-          </w:tcPr>
-          <w:p>
-            <w:r>
-              <w:t> </w:t>
-            </w:r>
-          </w:p>
-        </w:tc>
-        <w:tc>
-          <w:tcPr>
-            <w:tcW w:w="1689" w:type="dxa"/>
-            <w:hideMark/>
-          </w:tcPr>
-          <w:p>
-            <w:r>
-              <w:t> </w:t>
-            </w:r>
-          </w:p>
-        </w:tc>
-        <w:tc>
-          <w:tcPr>
-            <w:tcW w:w="3280" w:type="dxa"/>
-          </w:tcPr>
-          <w:p/>
-        </w:tc>
-        <w:tc>
-          <w:tcPr>
-            <w:tcW w:w="1843" w:type="dxa"/>
-          </w:tcPr>
-          <w:p/>
-        </w:tc>
-        <w:tc>
-          <w:tcPr>
-            <w:tcW w:w="1843" w:type="dxa"/>
-          </w:tcPr>
-          <w:p/>
-        </w:tc>
-      </w:tr>
-      <w:tr>
-        <w:trPr>
-          <w:trHeight w:val="320"/>
-        </w:trPr>
-        <w:tc>
-          <w:tcPr>
-            <w:tcW w:w="1111" w:type="dxa"/>
-            <w:hideMark/>
-          </w:tcPr>
-          <w:p>
-            <w:r>
-              <w:t> </w:t>
-            </w:r>
-          </w:p>
-        </w:tc>
-        <w:tc>
-          <w:tcPr>
-            <w:tcW w:w="1207" w:type="dxa"/>
-            <w:hideMark/>
-          </w:tcPr>
-          <w:p>
-            <w:r>
-              <w:t> </w:t>
-            </w:r>
-          </w:p>
-        </w:tc>
-        <w:tc>
-          <w:tcPr>
-            <w:tcW w:w="965" w:type="dxa"/>
-          </w:tcPr>
-          <w:p/>
-        </w:tc>
-        <w:tc>
-          <w:tcPr>
-            <w:tcW w:w="1569" w:type="dxa"/>
-            <w:hideMark/>
-          </w:tcPr>
-          <w:p>
-            <w:r>
-              <w:t> </w:t>
-            </w:r>
-          </w:p>
-        </w:tc>
-        <w:tc>
-          <w:tcPr>
-            <w:tcW w:w="1690" w:type="dxa"/>
-          </w:tcPr>
-          <w:p>
-            <w:r>
-              <w:t> </w:t>
-            </w:r>
-          </w:p>
-        </w:tc>
-        <w:tc>
-          <w:tcPr>
-            <w:tcW w:w="1689" w:type="dxa"/>
-            <w:hideMark/>
-          </w:tcPr>
-          <w:p>
-            <w:r>
-              <w:t> </w:t>
-            </w:r>
-          </w:p>
-        </w:tc>
-        <w:tc>
-          <w:tcPr>
-            <w:tcW w:w="3280" w:type="dxa"/>
-          </w:tcPr>
-          <w:p/>
-        </w:tc>
-        <w:tc>
-          <w:tcPr>
-            <w:tcW w:w="1843" w:type="dxa"/>
-          </w:tcPr>
-          <w:p/>
-        </w:tc>
-        <w:tc>
-          <w:tcPr>
-            <w:tcW w:w="1843" w:type="dxa"/>
-          </w:tcPr>
-          <w:p/>
-        </w:tc>
-      </w:tr>
-      <w:tr>
-        <w:trPr>
-          <w:trHeight w:val="320"/>
-        </w:trPr>
-        <w:tc>
-          <w:tcPr>
-            <w:tcW w:w="1111" w:type="dxa"/>
-            <w:hideMark/>
-          </w:tcPr>
-          <w:p>
-            <w:r>
-              <w:t> </w:t>
-            </w:r>
-          </w:p>
-        </w:tc>
-        <w:tc>
-          <w:tcPr>
-            <w:tcW w:w="1207" w:type="dxa"/>
-            <w:hideMark/>
-          </w:tcPr>
-          <w:p>
-            <w:r>
-              <w:t> </w:t>
-            </w:r>
-          </w:p>
-        </w:tc>
-        <w:tc>
-          <w:tcPr>
-            <w:tcW w:w="965" w:type="dxa"/>
-          </w:tcPr>
-          <w:p/>
-        </w:tc>
-        <w:tc>
-          <w:tcPr>
-            <w:tcW w:w="1569" w:type="dxa"/>
-            <w:hideMark/>
-          </w:tcPr>
-          <w:p>
-            <w:r>
-              <w:t> </w:t>
-            </w:r>
-          </w:p>
-        </w:tc>
-        <w:tc>
-          <w:tcPr>
-            <w:tcW w:w="1690" w:type="dxa"/>
-          </w:tcPr>
-          <w:p>
-            <w:r>
-              <w:t> </w:t>
-            </w:r>
-          </w:p>
-        </w:tc>
-        <w:tc>
-          <w:tcPr>
-            <w:tcW w:w="1689" w:type="dxa"/>
-            <w:hideMark/>
-          </w:tcPr>
-          <w:p>
-            <w:r>
-              <w:t> </w:t>
-            </w:r>
-          </w:p>
-        </w:tc>
-        <w:tc>
-          <w:tcPr>
-            <w:tcW w:w="3280" w:type="dxa"/>
-          </w:tcPr>
-          <w:p/>
-        </w:tc>
-        <w:tc>
-          <w:tcPr>
-            <w:tcW w:w="1843" w:type="dxa"/>
-          </w:tcPr>
-          <w:p/>
-        </w:tc>
-        <w:tc>
-          <w:tcPr>
-            <w:tcW w:w="1843" w:type="dxa"/>
-          </w:tcPr>
-          <w:p/>
-        </w:tc>
-      </w:tr>
-      <w:tr>
-        <w:trPr>
-          <w:trHeight w:val="320"/>
-        </w:trPr>
-        <w:tc>
-          <w:tcPr>
-            <w:tcW w:w="1111" w:type="dxa"/>
-          </w:tcPr>
-          <w:p/>
-        </w:tc>
-        <w:tc>
-          <w:tcPr>
-            <w:tcW w:w="1207" w:type="dxa"/>
-          </w:tcPr>
-          <w:p/>
-        </w:tc>
-        <w:tc>
-          <w:tcPr>
-            <w:tcW w:w="965" w:type="dxa"/>
-          </w:tcPr>
-          <w:p/>
-        </w:tc>
-        <w:tc>
-          <w:tcPr>
-            <w:tcW w:w="1569" w:type="dxa"/>
-          </w:tcPr>
-          <w:p/>
-        </w:tc>
-        <w:tc>
-          <w:tcPr>
-            <w:tcW w:w="1690" w:type="dxa"/>
-          </w:tcPr>
-          <w:p/>
-        </w:tc>
-        <w:tc>
-          <w:tcPr>
-            <w:tcW w:w="1689" w:type="dxa"/>
-          </w:tcPr>
-          <w:p/>
-        </w:tc>
-        <w:tc>
-          <w:tcPr>
-            <w:tcW w:w="3280" w:type="dxa"/>
-          </w:tcPr>
-          <w:p/>
-        </w:tc>
-        <w:tc>
-          <w:tcPr>
-            <w:tcW w:w="1843" w:type="dxa"/>
-          </w:tcPr>
-          <w:p/>
-        </w:tc>
-        <w:tc>
-          <w:tcPr>
-            <w:tcW w:w="1843" w:type="dxa"/>
-          </w:tcPr>
-          <w:p/>
-        </w:tc>
-      </w:tr>
-      <w:tr>
-        <w:trPr>
-          <w:trHeight w:val="320"/>
-        </w:trPr>
-        <w:tc>
-          <w:tcPr>
-            <w:tcW w:w="1111" w:type="dxa"/>
-          </w:tcPr>
-          <w:p/>
-        </w:tc>
-        <w:tc>
-          <w:tcPr>
-            <w:tcW w:w="1207" w:type="dxa"/>
-          </w:tcPr>
-          <w:p/>
-        </w:tc>
-        <w:tc>
-          <w:tcPr>
-            <w:tcW w:w="965" w:type="dxa"/>
-          </w:tcPr>
-          <w:p/>
-        </w:tc>
-        <w:tc>
-          <w:tcPr>
-            <w:tcW w:w="1569" w:type="dxa"/>
-          </w:tcPr>
-          <w:p/>
-        </w:tc>
-        <w:tc>
-          <w:tcPr>
-            <w:tcW w:w="1690" w:type="dxa"/>
-          </w:tcPr>
-          <w:p/>
-        </w:tc>
-        <w:tc>
-          <w:tcPr>
-            <w:tcW w:w="1689" w:type="dxa"/>
-          </w:tcPr>
-          <w:p/>
-        </w:tc>
-        <w:tc>
-          <w:tcPr>
-            <w:tcW w:w="3280" w:type="dxa"/>
-          </w:tcPr>
-          <w:p/>
-        </w:tc>
-        <w:tc>
-          <w:tcPr>
-            <w:tcW w:w="1843" w:type="dxa"/>
-          </w:tcPr>
-          <w:p/>
-        </w:tc>
-        <w:tc>
-          <w:tcPr>
-            <w:tcW w:w="1843" w:type="dxa"/>
+        <w:tc>
+          <w:tcPr>
+            <w:tcW w:w="1150" w:type="dxa"/>
+          </w:tcPr>
+          <w:p/>
+        </w:tc>
+        <w:tc>
+          <w:tcPr>
+            <w:tcW w:w="1150" w:type="dxa"/>
+            <w:hideMark/>
+          </w:tcPr>
+          <w:p/>
+        </w:tc>
+        <w:tc>
+          <w:tcPr>
+            <w:tcW w:w="1150" w:type="dxa"/>
+          </w:tcPr>
+          <w:p/>
+        </w:tc>
+        <w:tc>
+          <w:tcPr>
+            <w:tcW w:w="1150" w:type="dxa"/>
+            <w:hideMark/>
+          </w:tcPr>
+          <w:p/>
+        </w:tc>
+        <w:tc>
+          <w:tcPr>
+            <w:tcW w:w="1150" w:type="dxa"/>
+          </w:tcPr>
+          <w:p/>
+        </w:tc>
+        <w:tc>
+          <w:tcPr>
+            <w:tcW w:w="1150" w:type="dxa"/>
+          </w:tcPr>
+          <w:p/>
+        </w:tc>
+        <w:tc>
+          <w:tcPr>
+            <w:tcW w:w="1150" w:type="dxa"/>
+            <w:hideMark/>
+          </w:tcPr>
+          <w:p/>
+        </w:tc>
+        <w:tc>
+          <w:tcPr>
+            <w:tcW w:w="1150" w:type="dxa"/>
+          </w:tcPr>
+          <w:p/>
+        </w:tc>
+        <w:tc>
+          <w:tcPr>
+            <w:tcW w:w="1150" w:type="dxa"/>
+          </w:tcPr>
+          <w:p/>
+        </w:tc>
+        <w:tc>
+          <w:tcPr>
+            <w:tcW w:w="1150" w:type="dxa"/>
           </w:tcPr>
           <w:p/>
         </w:tc>
@@ -1635,6 +1316,118 @@
           <w:b/>
         </w:rPr>
       </w:pPr>
+      <w:r>
+        <w:rPr>
+          <w:b/>
+        </w:rPr>
+        <w:lastRenderedPageBreak/>
+        <w:t>Cast number</w:t>
+      </w:r>
+      <w:r>
+        <w:rPr>
+          <w:b/>
+        </w:rPr>
+        <w:t xml:space="preserve"> _________________</w:t>
+      </w:r>
+      <w:r>
+        <w:rPr>
+          <w:b/>
+        </w:rPr>
+        <w:tab/>
+      </w:r>
+      <w:r>
+        <w:rPr>
+          <w:b/>
+        </w:rPr>
+        <w:t xml:space="preserve"> </w:t>
+      </w:r>
+      <w:r>
+        <w:rPr>
+          <w:b/>
+        </w:rPr>
+        <w:tab/>
+      </w:r>
+      <w:proofErr w:type="spellStart"/>
+      <w:r>
+        <w:rPr>
+          <w:b/>
+        </w:rPr>
+        <w:t>WaterDepth</w:t>
+      </w:r>
+      <w:proofErr w:type="spellEnd"/>
+      <w:r>
+        <w:rPr>
+          <w:b/>
+        </w:rPr>
+        <w:t xml:space="preserve">  </w:t>
+      </w:r>
+      <w:r>
+        <w:rPr>
+          <w:b/>
+        </w:rPr>
+        <w:t>_____________</w:t>
+      </w:r>
+      <w:r>
+        <w:rPr>
+          <w:b/>
+        </w:rPr>
+        <w:tab/>
+      </w:r>
+      <w:r>
+        <w:rPr>
+          <w:b/>
+        </w:rPr>
+        <w:t xml:space="preserve"> </w:t>
+      </w:r>
+      <w:r>
+        <w:rPr>
+          <w:b/>
+        </w:rPr>
+        <w:t xml:space="preserve">Latitude  </w:t>
+      </w:r>
+      <w:r>
+        <w:rPr>
+          <w:b/>
+        </w:rPr>
+        <w:t>_______________</w:t>
+      </w:r>
+      <w:r>
+        <w:rPr>
+          <w:b/>
+        </w:rPr>
+        <w:t xml:space="preserve"> </w:t>
+      </w:r>
+      <w:r>
+        <w:rPr>
+          <w:b/>
+        </w:rPr>
+        <w:tab/>
+        <w:t xml:space="preserve">Longitude  </w:t>
+      </w:r>
+      <w:r>
+        <w:rPr>
+          <w:b/>
+        </w:rPr>
+        <w:t>_______________</w:t>
+      </w:r>
+      <w:r>
+        <w:rPr>
+          <w:b/>
+        </w:rPr>
+        <w:tab/>
+      </w:r>
+      <w:r>
+        <w:rPr>
+          <w:b/>
+        </w:rPr>
+        <w:t xml:space="preserve">  </w:t>
+      </w:r>
+      <w:r>
+        <w:rPr>
+          <w:b/>
+        </w:rPr>
+        <w:t xml:space="preserve">  </w:t>
+      </w:r>
     </w:p>
     <w:p>
       <w:pPr>
@@ -1649,38 +1442,17 @@
           <w:b/>
         </w:rPr>
       </w:pPr>
-    </w:p>
-    <w:p>
-      <w:pPr>
-        <w:rPr>
-          <w:b/>
-        </w:rPr>
-      </w:pPr>
-    </w:p>
-    <w:p>
-      <w:pPr>
-        <w:rPr>
-          <w:b/>
-        </w:rPr>
-      </w:pPr>
-      <w:r>
-        <w:rPr>
-          <w:b/>
-        </w:rPr>
-        <w:lastRenderedPageBreak/>
-        <w:t>Cast number</w:t>
-      </w:r>
-      <w:r>
-        <w:rPr>
-          <w:b/>
-        </w:rPr>
-        <w:t xml:space="preserve"> _________________</w:t>
-      </w:r>
-      <w:r>
-        <w:rPr>
-          <w:b/>
-        </w:rPr>
-        <w:tab/>
+      <w:r>
+        <w:rPr>
+          <w:b/>
+        </w:rPr>
+        <w:t>Deploy (HH:MM DD/MM/YYY)</w:t>
+      </w:r>
+      <w:r>
+        <w:rPr>
+          <w:b/>
+        </w:rPr>
+        <w:t xml:space="preserve"> ___________________</w:t>
       </w:r>
       <w:r>
         <w:rPr>
@@ -1692,195 +1464,19 @@
         <w:rPr>
           <w:b/>
         </w:rPr>
-        <w:tab/>
-      </w:r>
-      <w:proofErr w:type="spellStart"/>
-      <w:proofErr w:type="gramStart"/>
-      <w:r>
-        <w:rPr>
-          <w:b/>
-        </w:rPr>
-        <w:t>WaterDepth</w:t>
-      </w:r>
-      <w:proofErr w:type="spellEnd"/>
-      <w:r>
-        <w:rPr>
-          <w:b/>
-        </w:rPr>
-        <w:t xml:space="preserve">  </w:t>
-      </w:r>
-      <w:r>
-        <w:rPr>
-          <w:b/>
-        </w:rPr>
-        <w:t>_</w:t>
-      </w:r>
-      <w:proofErr w:type="gramEnd"/>
-      <w:r>
-        <w:rPr>
-          <w:b/>
-        </w:rPr>
-        <w:t>____________</w:t>
-      </w:r>
-      <w:r>
-        <w:rPr>
-          <w:b/>
-        </w:rPr>
-        <w:tab/>
-      </w:r>
-      <w:r>
-        <w:rPr>
-          <w:b/>
-        </w:rPr>
-        <w:t xml:space="preserve"> </w:t>
-      </w:r>
-      <w:proofErr w:type="gramStart"/>
-      <w:r>
-        <w:rPr>
-          <w:b/>
-        </w:rPr>
-        <w:t xml:space="preserve">Latitude  </w:t>
-      </w:r>
-      <w:r>
-        <w:rPr>
-          <w:b/>
-        </w:rPr>
-        <w:t>_</w:t>
-      </w:r>
-      <w:proofErr w:type="gramEnd"/>
-      <w:r>
-        <w:rPr>
-          <w:b/>
-        </w:rPr>
-        <w:t>______________</w:t>
-      </w:r>
-      <w:r>
-        <w:rPr>
-          <w:b/>
-        </w:rPr>
-        <w:t xml:space="preserve"> </w:t>
-      </w:r>
-      <w:r>
-        <w:rPr>
-          <w:b/>
-        </w:rPr>
-        <w:tab/>
-      </w:r>
-      <w:proofErr w:type="gramStart"/>
-      <w:r>
-        <w:rPr>
-          <w:b/>
-        </w:rPr>
-        <w:t xml:space="preserve">Longitude  </w:t>
-      </w:r>
-      <w:r>
-        <w:rPr>
-          <w:b/>
-        </w:rPr>
-        <w:t>_</w:t>
-      </w:r>
-      <w:proofErr w:type="gramEnd"/>
-      <w:r>
-        <w:rPr>
-          <w:b/>
-        </w:rPr>
-        <w:t>______________</w:t>
-      </w:r>
-      <w:r>
-        <w:rPr>
-          <w:b/>
-        </w:rPr>
-        <w:tab/>
-      </w:r>
-      <w:r>
-        <w:rPr>
-          <w:b/>
-        </w:rPr>
-        <w:t xml:space="preserve">  </w:t>
-      </w:r>
-      <w:r>
-        <w:rPr>
-          <w:b/>
-        </w:rPr>
-        <w:t xml:space="preserve">  </w:t>
-      </w:r>
-    </w:p>
-    <w:p>
-      <w:pPr>
-        <w:rPr>
-          <w:b/>
-        </w:rPr>
-      </w:pPr>
-    </w:p>
-    <w:p>
-      <w:pPr>
-        <w:rPr>
-          <w:b/>
-        </w:rPr>
-      </w:pPr>
-      <w:r>
-        <w:rPr>
-          <w:b/>
-        </w:rPr>
-        <w:t>Deploy (HH:MM DD/MM/</w:t>
-      </w:r>
-      <w:proofErr w:type="gramStart"/>
-      <w:r>
-        <w:rPr>
-          <w:b/>
-        </w:rPr>
-        <w:t>YYY)</w:t>
-      </w:r>
-      <w:r>
-        <w:rPr>
-          <w:b/>
-        </w:rPr>
-        <w:t xml:space="preserve"> ___</w:t>
-      </w:r>
-      <w:proofErr w:type="gramEnd"/>
-      <w:r>
-        <w:rPr>
-          <w:b/>
-        </w:rPr>
-        <w:t>________________</w:t>
-      </w:r>
-      <w:r>
-        <w:rPr>
-          <w:b/>
-        </w:rPr>
-        <w:t xml:space="preserve"> </w:t>
-      </w:r>
-      <w:r>
-        <w:rPr>
-          <w:b/>
-        </w:rPr>
         <w:t xml:space="preserve">  Recover (HH:MM DD/MM/YYY)</w:t>
       </w:r>
       <w:r>
         <w:rPr>
           <w:b/>
         </w:rPr>
-        <w:t xml:space="preserve"> __________________</w:t>
-      </w:r>
-      <w:proofErr w:type="gramStart"/>
-      <w:r>
-        <w:rPr>
-          <w:b/>
-        </w:rPr>
-        <w:t>_</w:t>
-      </w:r>
-      <w:r>
-        <w:rPr>
-          <w:b/>
-        </w:rPr>
-        <w:t xml:space="preserve">  Operator</w:t>
-      </w:r>
-      <w:proofErr w:type="gramEnd"/>
-      <w:r>
-        <w:rPr>
-          <w:b/>
-        </w:rPr>
-        <w:t xml:space="preserve"> </w:t>
+        <w:t xml:space="preserve"> ___________________</w:t>
+      </w:r>
+      <w:r>
+        <w:rPr>
+          <w:b/>
+        </w:rPr>
+        <w:t xml:space="preserve">  Operator </w:t>
       </w:r>
       <w:r>
         <w:rPr>
@@ -1925,7 +1521,7 @@
     <w:tbl>
       <w:tblPr>
         <w:tblStyle w:val="TableGrid"/>
-        <w:tblW w:w="15197" w:type="dxa"/>
+        <w:tblW w:w="15278" w:type="dxa"/>
         <w:tblInd w:w="108" w:type="dxa"/>
         <w:tblLayout w:type="fixed"/>
         <w:tblCellMar>
@@ -1935,52 +1531,213 @@
         <w:tblLook w:val="04A0" w:firstRow="1" w:lastRow="0" w:firstColumn="1" w:lastColumn="0" w:noHBand="0" w:noVBand="1"/>
       </w:tblPr>
       <w:tblGrid>
-        <w:gridCol w:w="1111"/>
-        <w:gridCol w:w="1207"/>
-        <w:gridCol w:w="965"/>
-        <w:gridCol w:w="1569"/>
-        <w:gridCol w:w="1690"/>
-        <w:gridCol w:w="1689"/>
-        <w:gridCol w:w="3280"/>
-        <w:gridCol w:w="1843"/>
-        <w:gridCol w:w="1843"/>
+        <w:gridCol w:w="3778"/>
+        <w:gridCol w:w="1150"/>
+        <w:gridCol w:w="1150"/>
+        <w:gridCol w:w="1150"/>
+        <w:gridCol w:w="1150"/>
+        <w:gridCol w:w="1150"/>
+        <w:gridCol w:w="1150"/>
+        <w:gridCol w:w="1150"/>
+        <w:gridCol w:w="1150"/>
+        <w:gridCol w:w="1150"/>
+        <w:gridCol w:w="1150"/>
       </w:tblGrid>
       <w:tr>
         <w:trPr>
-          <w:trHeight w:val="549"/>
+          <w:trHeight w:val="588"/>
         </w:trPr>
         <w:tc>
           <w:tcPr>
-            <w:tcW w:w="1111" w:type="dxa"/>
+            <w:tcW w:w="3778" w:type="dxa"/>
             <w:shd w:val="clear" w:color="auto" w:fill="FFFFFF" w:themeFill="background1"/>
             <w:hideMark/>
+          </w:tcPr>
+          <w:p>
+            <w:r>
+              <w:t>S/N</w:t>
+            </w:r>
+          </w:p>
+        </w:tc>
+        <w:tc>
+          <w:tcPr>
+            <w:tcW w:w="1150" w:type="dxa"/>
+            <w:shd w:val="clear" w:color="auto" w:fill="FFFFFF" w:themeFill="background1"/>
+          </w:tcPr>
+          <w:p/>
+        </w:tc>
+        <w:tc>
+          <w:tcPr>
+            <w:tcW w:w="1150" w:type="dxa"/>
+            <w:shd w:val="clear" w:color="auto" w:fill="FFFFFF" w:themeFill="background1"/>
+            <w:hideMark/>
+          </w:tcPr>
+          <w:p/>
+        </w:tc>
+        <w:tc>
+          <w:tcPr>
+            <w:tcW w:w="1150" w:type="dxa"/>
+            <w:shd w:val="clear" w:color="auto" w:fill="FFFFFF" w:themeFill="background1"/>
+          </w:tcPr>
+          <w:p/>
+        </w:tc>
+        <w:tc>
+          <w:tcPr>
+            <w:tcW w:w="1150" w:type="dxa"/>
+            <w:shd w:val="clear" w:color="auto" w:fill="FFFFFF" w:themeFill="background1"/>
+            <w:hideMark/>
+          </w:tcPr>
+          <w:p/>
+        </w:tc>
+        <w:tc>
+          <w:tcPr>
+            <w:tcW w:w="1150" w:type="dxa"/>
+            <w:shd w:val="clear" w:color="auto" w:fill="FFFFFF" w:themeFill="background1"/>
+          </w:tcPr>
+          <w:p/>
+        </w:tc>
+        <w:tc>
+          <w:tcPr>
+            <w:tcW w:w="1150" w:type="dxa"/>
+            <w:shd w:val="clear" w:color="auto" w:fill="FFFFFF" w:themeFill="background1"/>
+          </w:tcPr>
+          <w:p/>
+        </w:tc>
+        <w:tc>
+          <w:tcPr>
+            <w:tcW w:w="1150" w:type="dxa"/>
+            <w:shd w:val="clear" w:color="auto" w:fill="FFFFFF" w:themeFill="background1"/>
+            <w:hideMark/>
+          </w:tcPr>
+          <w:p/>
+        </w:tc>
+        <w:tc>
+          <w:tcPr>
+            <w:tcW w:w="1150" w:type="dxa"/>
+            <w:shd w:val="clear" w:color="auto" w:fill="FFFFFF" w:themeFill="background1"/>
           </w:tcPr>
           <w:p>
             <w:pPr>
-              <w:jc w:val="center"/>
+              <w:rPr>
+                <w:rFonts w:ascii="Cambria" w:hAnsi="Cambria"/>
+              </w:rPr>
             </w:pPr>
-            <w:r>
-              <w:t>S/N</w:t>
-            </w:r>
           </w:p>
         </w:tc>
         <w:tc>
           <w:tcPr>
-            <w:tcW w:w="1207" w:type="dxa"/>
+            <w:tcW w:w="1150" w:type="dxa"/>
             <w:shd w:val="clear" w:color="auto" w:fill="FFFFFF" w:themeFill="background1"/>
-            <w:hideMark/>
           </w:tcPr>
           <w:p>
+            <w:pPr>
+              <w:rPr>
+                <w:rFonts w:ascii="Cambria" w:hAnsi="Cambria"/>
+              </w:rPr>
+            </w:pPr>
+          </w:p>
+        </w:tc>
+        <w:tc>
+          <w:tcPr>
+            <w:tcW w:w="1150" w:type="dxa"/>
+            <w:shd w:val="clear" w:color="auto" w:fill="FFFFFF" w:themeFill="background1"/>
+          </w:tcPr>
+          <w:p>
+            <w:pPr>
+              <w:rPr>
+                <w:rFonts w:ascii="Cambria" w:hAnsi="Cambria"/>
+              </w:rPr>
+            </w:pPr>
+          </w:p>
+        </w:tc>
+      </w:tr>
+      <w:tr>
+        <w:trPr>
+          <w:trHeight w:val="588"/>
+        </w:trPr>
+        <w:tc>
+          <w:tcPr>
+            <w:tcW w:w="3778" w:type="dxa"/>
+            <w:hideMark/>
+          </w:tcPr>
+          <w:p>
             <w:r>
               <w:t>Inst. Code</w:t>
             </w:r>
           </w:p>
-          <w:p/>
-        </w:tc>
-        <w:tc>
-          <w:tcPr>
-            <w:tcW w:w="965" w:type="dxa"/>
-            <w:shd w:val="clear" w:color="auto" w:fill="FFFFFF" w:themeFill="background1"/>
+        </w:tc>
+        <w:tc>
+          <w:tcPr>
+            <w:tcW w:w="1150" w:type="dxa"/>
+          </w:tcPr>
+          <w:p/>
+        </w:tc>
+        <w:tc>
+          <w:tcPr>
+            <w:tcW w:w="1150" w:type="dxa"/>
+            <w:hideMark/>
+          </w:tcPr>
+          <w:p/>
+        </w:tc>
+        <w:tc>
+          <w:tcPr>
+            <w:tcW w:w="1150" w:type="dxa"/>
+          </w:tcPr>
+          <w:p/>
+        </w:tc>
+        <w:tc>
+          <w:tcPr>
+            <w:tcW w:w="1150" w:type="dxa"/>
+            <w:hideMark/>
+          </w:tcPr>
+          <w:p/>
+        </w:tc>
+        <w:tc>
+          <w:tcPr>
+            <w:tcW w:w="1150" w:type="dxa"/>
+          </w:tcPr>
+          <w:p/>
+        </w:tc>
+        <w:tc>
+          <w:tcPr>
+            <w:tcW w:w="1150" w:type="dxa"/>
+          </w:tcPr>
+          <w:p/>
+        </w:tc>
+        <w:tc>
+          <w:tcPr>
+            <w:tcW w:w="1150" w:type="dxa"/>
+            <w:hideMark/>
+          </w:tcPr>
+          <w:p/>
+        </w:tc>
+        <w:tc>
+          <w:tcPr>
+            <w:tcW w:w="1150" w:type="dxa"/>
+          </w:tcPr>
+          <w:p/>
+        </w:tc>
+        <w:tc>
+          <w:tcPr>
+            <w:tcW w:w="1150" w:type="dxa"/>
+          </w:tcPr>
+          <w:p/>
+        </w:tc>
+        <w:tc>
+          <w:tcPr>
+            <w:tcW w:w="1150" w:type="dxa"/>
+          </w:tcPr>
+          <w:p/>
+        </w:tc>
+      </w:tr>
+      <w:tr>
+        <w:trPr>
+          <w:trHeight w:val="588"/>
+        </w:trPr>
+        <w:tc>
+          <w:tcPr>
+            <w:tcW w:w="3778" w:type="dxa"/>
+            <w:hideMark/>
           </w:tcPr>
           <w:p>
             <w:r>
@@ -1995,8 +1752,75 @@
         </w:tc>
         <w:tc>
           <w:tcPr>
-            <w:tcW w:w="1569" w:type="dxa"/>
-            <w:shd w:val="clear" w:color="auto" w:fill="FFFFFF" w:themeFill="background1"/>
+            <w:tcW w:w="1150" w:type="dxa"/>
+          </w:tcPr>
+          <w:p/>
+        </w:tc>
+        <w:tc>
+          <w:tcPr>
+            <w:tcW w:w="1150" w:type="dxa"/>
+            <w:hideMark/>
+          </w:tcPr>
+          <w:p/>
+        </w:tc>
+        <w:tc>
+          <w:tcPr>
+            <w:tcW w:w="1150" w:type="dxa"/>
+          </w:tcPr>
+          <w:p/>
+        </w:tc>
+        <w:tc>
+          <w:tcPr>
+            <w:tcW w:w="1150" w:type="dxa"/>
+            <w:hideMark/>
+          </w:tcPr>
+          <w:p/>
+        </w:tc>
+        <w:tc>
+          <w:tcPr>
+            <w:tcW w:w="1150" w:type="dxa"/>
+          </w:tcPr>
+          <w:p/>
+        </w:tc>
+        <w:tc>
+          <w:tcPr>
+            <w:tcW w:w="1150" w:type="dxa"/>
+          </w:tcPr>
+          <w:p/>
+        </w:tc>
+        <w:tc>
+          <w:tcPr>
+            <w:tcW w:w="1150" w:type="dxa"/>
+            <w:hideMark/>
+          </w:tcPr>
+          <w:p/>
+        </w:tc>
+        <w:tc>
+          <w:tcPr>
+            <w:tcW w:w="1150" w:type="dxa"/>
+          </w:tcPr>
+          <w:p/>
+        </w:tc>
+        <w:tc>
+          <w:tcPr>
+            <w:tcW w:w="1150" w:type="dxa"/>
+          </w:tcPr>
+          <w:p/>
+        </w:tc>
+        <w:tc>
+          <w:tcPr>
+            <w:tcW w:w="1150" w:type="dxa"/>
+          </w:tcPr>
+          <w:p/>
+        </w:tc>
+      </w:tr>
+      <w:tr>
+        <w:trPr>
+          <w:trHeight w:val="588"/>
+        </w:trPr>
+        <w:tc>
+          <w:tcPr>
+            <w:tcW w:w="3778" w:type="dxa"/>
             <w:hideMark/>
           </w:tcPr>
           <w:p>
@@ -2056,19 +1880,233 @@
         </w:tc>
         <w:tc>
           <w:tcPr>
-            <w:tcW w:w="1690" w:type="dxa"/>
-            <w:shd w:val="clear" w:color="auto" w:fill="FFFFFF" w:themeFill="background1"/>
+            <w:tcW w:w="1150" w:type="dxa"/>
+          </w:tcPr>
+          <w:p/>
+        </w:tc>
+        <w:tc>
+          <w:tcPr>
+            <w:tcW w:w="1150" w:type="dxa"/>
+            <w:hideMark/>
+          </w:tcPr>
+          <w:p/>
+        </w:tc>
+        <w:tc>
+          <w:tcPr>
+            <w:tcW w:w="1150" w:type="dxa"/>
+          </w:tcPr>
+          <w:p/>
+        </w:tc>
+        <w:tc>
+          <w:tcPr>
+            <w:tcW w:w="1150" w:type="dxa"/>
+            <w:hideMark/>
+          </w:tcPr>
+          <w:p/>
+        </w:tc>
+        <w:tc>
+          <w:tcPr>
+            <w:tcW w:w="1150" w:type="dxa"/>
+          </w:tcPr>
+          <w:p/>
+        </w:tc>
+        <w:tc>
+          <w:tcPr>
+            <w:tcW w:w="1150" w:type="dxa"/>
+          </w:tcPr>
+          <w:p/>
+        </w:tc>
+        <w:tc>
+          <w:tcPr>
+            <w:tcW w:w="1150" w:type="dxa"/>
+            <w:hideMark/>
+          </w:tcPr>
+          <w:p/>
+        </w:tc>
+        <w:tc>
+          <w:tcPr>
+            <w:tcW w:w="1150" w:type="dxa"/>
+          </w:tcPr>
+          <w:p/>
+        </w:tc>
+        <w:tc>
+          <w:tcPr>
+            <w:tcW w:w="1150" w:type="dxa"/>
+          </w:tcPr>
+          <w:p/>
+        </w:tc>
+        <w:tc>
+          <w:tcPr>
+            <w:tcW w:w="1150" w:type="dxa"/>
+          </w:tcPr>
+          <w:p/>
+        </w:tc>
+      </w:tr>
+      <w:tr>
+        <w:trPr>
+          <w:trHeight w:val="588"/>
+        </w:trPr>
+        <w:tc>
+          <w:tcPr>
+            <w:tcW w:w="3778" w:type="dxa"/>
+            <w:hideMark/>
           </w:tcPr>
           <w:p>
             <w:r>
+              <w:t>Create &lt;moor&gt;info.dat file</w:t>
+            </w:r>
+          </w:p>
+        </w:tc>
+        <w:tc>
+          <w:tcPr>
+            <w:tcW w:w="1150" w:type="dxa"/>
+          </w:tcPr>
+          <w:p/>
+        </w:tc>
+        <w:tc>
+          <w:tcPr>
+            <w:tcW w:w="1150" w:type="dxa"/>
+            <w:hideMark/>
+          </w:tcPr>
+          <w:p/>
+        </w:tc>
+        <w:tc>
+          <w:tcPr>
+            <w:tcW w:w="1150" w:type="dxa"/>
+          </w:tcPr>
+          <w:p/>
+        </w:tc>
+        <w:tc>
+          <w:tcPr>
+            <w:tcW w:w="1150" w:type="dxa"/>
+            <w:hideMark/>
+          </w:tcPr>
+          <w:p/>
+        </w:tc>
+        <w:tc>
+          <w:tcPr>
+            <w:tcW w:w="1150" w:type="dxa"/>
+          </w:tcPr>
+          <w:p/>
+        </w:tc>
+        <w:tc>
+          <w:tcPr>
+            <w:tcW w:w="1150" w:type="dxa"/>
+          </w:tcPr>
+          <w:p/>
+        </w:tc>
+        <w:tc>
+          <w:tcPr>
+            <w:tcW w:w="1150" w:type="dxa"/>
+            <w:hideMark/>
+          </w:tcPr>
+          <w:p/>
+        </w:tc>
+        <w:tc>
+          <w:tcPr>
+            <w:tcW w:w="1150" w:type="dxa"/>
+          </w:tcPr>
+          <w:p/>
+        </w:tc>
+        <w:tc>
+          <w:tcPr>
+            <w:tcW w:w="1150" w:type="dxa"/>
+          </w:tcPr>
+          <w:p/>
+        </w:tc>
+        <w:tc>
+          <w:tcPr>
+            <w:tcW w:w="1150" w:type="dxa"/>
+          </w:tcPr>
+          <w:p/>
+        </w:tc>
+      </w:tr>
+      <w:tr>
+        <w:trPr>
+          <w:trHeight w:val="588"/>
+        </w:trPr>
+        <w:tc>
+          <w:tcPr>
+            <w:tcW w:w="3778" w:type="dxa"/>
+            <w:hideMark/>
+          </w:tcPr>
+          <w:p>
+            <w:r>
               <w:t>STAGE 1 mc_call_2</w:t>
             </w:r>
           </w:p>
         </w:tc>
         <w:tc>
           <w:tcPr>
-            <w:tcW w:w="1689" w:type="dxa"/>
-            <w:shd w:val="clear" w:color="auto" w:fill="FFFFFF" w:themeFill="background1"/>
+            <w:tcW w:w="1150" w:type="dxa"/>
+          </w:tcPr>
+          <w:p/>
+        </w:tc>
+        <w:tc>
+          <w:tcPr>
+            <w:tcW w:w="1150" w:type="dxa"/>
+            <w:hideMark/>
+          </w:tcPr>
+          <w:p/>
+        </w:tc>
+        <w:tc>
+          <w:tcPr>
+            <w:tcW w:w="1150" w:type="dxa"/>
+          </w:tcPr>
+          <w:p/>
+        </w:tc>
+        <w:tc>
+          <w:tcPr>
+            <w:tcW w:w="1150" w:type="dxa"/>
+            <w:hideMark/>
+          </w:tcPr>
+          <w:p/>
+        </w:tc>
+        <w:tc>
+          <w:tcPr>
+            <w:tcW w:w="1150" w:type="dxa"/>
+          </w:tcPr>
+          <w:p/>
+        </w:tc>
+        <w:tc>
+          <w:tcPr>
+            <w:tcW w:w="1150" w:type="dxa"/>
+          </w:tcPr>
+          <w:p/>
+        </w:tc>
+        <w:tc>
+          <w:tcPr>
+            <w:tcW w:w="1150" w:type="dxa"/>
+            <w:hideMark/>
+          </w:tcPr>
+          <w:p/>
+        </w:tc>
+        <w:tc>
+          <w:tcPr>
+            <w:tcW w:w="1150" w:type="dxa"/>
+          </w:tcPr>
+          <w:p/>
+        </w:tc>
+        <w:tc>
+          <w:tcPr>
+            <w:tcW w:w="1150" w:type="dxa"/>
+          </w:tcPr>
+          <w:p/>
+        </w:tc>
+        <w:tc>
+          <w:tcPr>
+            <w:tcW w:w="1150" w:type="dxa"/>
+          </w:tcPr>
+          <w:p/>
+        </w:tc>
+      </w:tr>
+      <w:tr>
+        <w:trPr>
+          <w:trHeight w:val="588"/>
+        </w:trPr>
+        <w:tc>
+          <w:tcPr>
+            <w:tcW w:w="3778" w:type="dxa"/>
             <w:hideMark/>
           </w:tcPr>
           <w:p>
@@ -2079,8 +2117,282 @@
         </w:tc>
         <w:tc>
           <w:tcPr>
-            <w:tcW w:w="3280" w:type="dxa"/>
-            <w:shd w:val="clear" w:color="auto" w:fill="FFFFFF" w:themeFill="background1"/>
+            <w:tcW w:w="1150" w:type="dxa"/>
+          </w:tcPr>
+          <w:p/>
+        </w:tc>
+        <w:tc>
+          <w:tcPr>
+            <w:tcW w:w="1150" w:type="dxa"/>
+            <w:hideMark/>
+          </w:tcPr>
+          <w:p/>
+        </w:tc>
+        <w:tc>
+          <w:tcPr>
+            <w:tcW w:w="1150" w:type="dxa"/>
+          </w:tcPr>
+          <w:p/>
+        </w:tc>
+        <w:tc>
+          <w:tcPr>
+            <w:tcW w:w="1150" w:type="dxa"/>
+            <w:hideMark/>
+          </w:tcPr>
+          <w:p/>
+        </w:tc>
+        <w:tc>
+          <w:tcPr>
+            <w:tcW w:w="1150" w:type="dxa"/>
+          </w:tcPr>
+          <w:p/>
+        </w:tc>
+        <w:tc>
+          <w:tcPr>
+            <w:tcW w:w="1150" w:type="dxa"/>
+          </w:tcPr>
+          <w:p/>
+        </w:tc>
+        <w:tc>
+          <w:tcPr>
+            <w:tcW w:w="1150" w:type="dxa"/>
+            <w:hideMark/>
+          </w:tcPr>
+          <w:p/>
+        </w:tc>
+        <w:tc>
+          <w:tcPr>
+            <w:tcW w:w="1150" w:type="dxa"/>
+          </w:tcPr>
+          <w:p/>
+        </w:tc>
+        <w:tc>
+          <w:tcPr>
+            <w:tcW w:w="1150" w:type="dxa"/>
+          </w:tcPr>
+          <w:p/>
+        </w:tc>
+        <w:tc>
+          <w:tcPr>
+            <w:tcW w:w="1150" w:type="dxa"/>
+          </w:tcPr>
+          <w:p/>
+        </w:tc>
+      </w:tr>
+      <w:tr>
+        <w:trPr>
+          <w:trHeight w:val="588"/>
+        </w:trPr>
+        <w:tc>
+          <w:tcPr>
+            <w:tcW w:w="3778" w:type="dxa"/>
+            <w:hideMark/>
+          </w:tcPr>
+          <w:p>
+            <w:r>
+              <w:rPr>
+                <w:rFonts w:ascii="Cambria" w:hAnsi="Cambria"/>
+              </w:rPr>
+              <w:t xml:space="preserve">STAGE 1 &amp; 2: </w:t>
+            </w:r>
+            <w:proofErr w:type="spellStart"/>
+            <w:r>
+              <w:rPr>
+                <w:rFonts w:ascii="Cambria" w:hAnsi="Cambria"/>
+              </w:rPr>
+              <w:t>process_nors.m</w:t>
+            </w:r>
+            <w:proofErr w:type="spellEnd"/>
+            <w:r>
+              <w:rPr>
+                <w:rFonts w:ascii="Cambria" w:hAnsi="Cambria"/>
+              </w:rPr>
+              <w:t xml:space="preserve">: </w:t>
+            </w:r>
+            <w:r>
+              <w:rPr>
+                <w:rFonts w:ascii="Cambria" w:hAnsi="Cambria"/>
+              </w:rPr>
+              <w:t>[</w:t>
+            </w:r>
+            <w:r>
+              <w:rPr>
+                <w:rFonts w:ascii="Cambria" w:hAnsi="Cambria"/>
+                <w:i/>
+                <w:iCs/>
+              </w:rPr>
+              <w:t>nortek2rodb_01 &amp; nortek_raw2use_02</w:t>
+            </w:r>
+            <w:r>
+              <w:rPr>
+                <w:rFonts w:ascii="Cambria" w:hAnsi="Cambria"/>
+              </w:rPr>
+              <w:t>]</w:t>
+            </w:r>
+          </w:p>
+        </w:tc>
+        <w:tc>
+          <w:tcPr>
+            <w:tcW w:w="1150" w:type="dxa"/>
+          </w:tcPr>
+          <w:p/>
+        </w:tc>
+        <w:tc>
+          <w:tcPr>
+            <w:tcW w:w="1150" w:type="dxa"/>
+            <w:hideMark/>
+          </w:tcPr>
+          <w:p/>
+        </w:tc>
+        <w:tc>
+          <w:tcPr>
+            <w:tcW w:w="1150" w:type="dxa"/>
+          </w:tcPr>
+          <w:p/>
+        </w:tc>
+        <w:tc>
+          <w:tcPr>
+            <w:tcW w:w="1150" w:type="dxa"/>
+            <w:hideMark/>
+          </w:tcPr>
+          <w:p/>
+        </w:tc>
+        <w:tc>
+          <w:tcPr>
+            <w:tcW w:w="1150" w:type="dxa"/>
+          </w:tcPr>
+          <w:p/>
+        </w:tc>
+        <w:tc>
+          <w:tcPr>
+            <w:tcW w:w="1150" w:type="dxa"/>
+          </w:tcPr>
+          <w:p/>
+        </w:tc>
+        <w:tc>
+          <w:tcPr>
+            <w:tcW w:w="1150" w:type="dxa"/>
+            <w:hideMark/>
+          </w:tcPr>
+          <w:p/>
+        </w:tc>
+        <w:tc>
+          <w:tcPr>
+            <w:tcW w:w="1150" w:type="dxa"/>
+          </w:tcPr>
+          <w:p/>
+        </w:tc>
+        <w:tc>
+          <w:tcPr>
+            <w:tcW w:w="1150" w:type="dxa"/>
+          </w:tcPr>
+          <w:p/>
+        </w:tc>
+        <w:tc>
+          <w:tcPr>
+            <w:tcW w:w="1150" w:type="dxa"/>
+          </w:tcPr>
+          <w:p/>
+        </w:tc>
+      </w:tr>
+      <w:tr>
+        <w:trPr>
+          <w:trHeight w:val="588"/>
+        </w:trPr>
+        <w:tc>
+          <w:tcPr>
+            <w:tcW w:w="3778" w:type="dxa"/>
+            <w:hideMark/>
+          </w:tcPr>
+          <w:p>
+            <w:r>
+              <w:rPr>
+                <w:rFonts w:ascii="Cambria" w:hAnsi="Cambria"/>
+              </w:rPr>
+              <w:t xml:space="preserve">STAGE 1: </w:t>
+            </w:r>
+            <w:proofErr w:type="spellStart"/>
+            <w:r>
+              <w:rPr>
+                <w:rFonts w:ascii="Cambria" w:hAnsi="Cambria"/>
+              </w:rPr>
+              <w:t>process_seaphox</w:t>
+            </w:r>
+            <w:proofErr w:type="spellEnd"/>
+          </w:p>
+        </w:tc>
+        <w:tc>
+          <w:tcPr>
+            <w:tcW w:w="1150" w:type="dxa"/>
+          </w:tcPr>
+          <w:p/>
+        </w:tc>
+        <w:tc>
+          <w:tcPr>
+            <w:tcW w:w="1150" w:type="dxa"/>
+            <w:hideMark/>
+          </w:tcPr>
+          <w:p/>
+        </w:tc>
+        <w:tc>
+          <w:tcPr>
+            <w:tcW w:w="1150" w:type="dxa"/>
+          </w:tcPr>
+          <w:p/>
+        </w:tc>
+        <w:tc>
+          <w:tcPr>
+            <w:tcW w:w="1150" w:type="dxa"/>
+            <w:hideMark/>
+          </w:tcPr>
+          <w:p/>
+        </w:tc>
+        <w:tc>
+          <w:tcPr>
+            <w:tcW w:w="1150" w:type="dxa"/>
+          </w:tcPr>
+          <w:p/>
+        </w:tc>
+        <w:tc>
+          <w:tcPr>
+            <w:tcW w:w="1150" w:type="dxa"/>
+          </w:tcPr>
+          <w:p/>
+        </w:tc>
+        <w:tc>
+          <w:tcPr>
+            <w:tcW w:w="1150" w:type="dxa"/>
+            <w:hideMark/>
+          </w:tcPr>
+          <w:p/>
+        </w:tc>
+        <w:tc>
+          <w:tcPr>
+            <w:tcW w:w="1150" w:type="dxa"/>
+          </w:tcPr>
+          <w:p/>
+        </w:tc>
+        <w:tc>
+          <w:tcPr>
+            <w:tcW w:w="1150" w:type="dxa"/>
+          </w:tcPr>
+          <w:p/>
+        </w:tc>
+        <w:tc>
+          <w:tcPr>
+            <w:tcW w:w="1150" w:type="dxa"/>
+          </w:tcPr>
+          <w:p/>
+        </w:tc>
+      </w:tr>
+      <w:tr>
+        <w:trPr>
+          <w:trHeight w:val="588"/>
+        </w:trPr>
+        <w:tc>
+          <w:tcPr>
+            <w:tcW w:w="3778" w:type="dxa"/>
+            <w:hideMark/>
           </w:tcPr>
           <w:p>
             <w:pPr>
@@ -2092,107 +2404,10 @@
               <w:rPr>
                 <w:rFonts w:ascii="Cambria" w:hAnsi="Cambria"/>
               </w:rPr>
-              <w:t xml:space="preserve">STAGE 1 &amp; 2: </w:t>
-            </w:r>
-            <w:proofErr w:type="spellStart"/>
-            <w:r>
-              <w:rPr>
-                <w:rFonts w:ascii="Cambria" w:hAnsi="Cambria"/>
-              </w:rPr>
-              <w:t>process_nors_</w:t>
-            </w:r>
-            <w:r>
-              <w:rPr>
-                <w:rFonts w:ascii="Cambria" w:hAnsi="Cambria"/>
-              </w:rPr>
-              <w:t>xxx</w:t>
-            </w:r>
-            <w:r>
-              <w:rPr>
-                <w:rFonts w:ascii="Cambria" w:hAnsi="Cambria"/>
-              </w:rPr>
-              <w:t>.m</w:t>
-            </w:r>
-            <w:proofErr w:type="spellEnd"/>
-            <w:r>
-              <w:rPr>
-                <w:rFonts w:ascii="Cambria" w:hAnsi="Cambria"/>
-              </w:rPr>
-              <w:t xml:space="preserve">: </w:t>
-            </w:r>
-            <w:r>
-              <w:rPr>
-                <w:rFonts w:ascii="Cambria" w:hAnsi="Cambria"/>
-              </w:rPr>
-              <w:t>[</w:t>
-            </w:r>
-            <w:r>
-              <w:rPr>
-                <w:rFonts w:ascii="Cambria" w:hAnsi="Cambria"/>
-                <w:i/>
-                <w:iCs/>
-              </w:rPr>
-              <w:t>nortek2rodb_01 &amp; nortek_raw2use_02</w:t>
-            </w:r>
-            <w:r>
-              <w:rPr>
-                <w:rFonts w:ascii="Cambria" w:hAnsi="Cambria"/>
-              </w:rPr>
-              <w:t>]</w:t>
-            </w:r>
-          </w:p>
-        </w:tc>
-        <w:tc>
-          <w:tcPr>
-            <w:tcW w:w="1843" w:type="dxa"/>
-            <w:shd w:val="clear" w:color="auto" w:fill="FFFFFF" w:themeFill="background1"/>
-          </w:tcPr>
-          <w:p>
-            <w:pPr>
-              <w:rPr>
-                <w:rFonts w:ascii="Cambria" w:hAnsi="Cambria"/>
-              </w:rPr>
-            </w:pPr>
-            <w:r>
-              <w:rPr>
-                <w:rFonts w:ascii="Cambria" w:hAnsi="Cambria"/>
-              </w:rPr>
-              <w:t xml:space="preserve">STAGE 1: </w:t>
-            </w:r>
-            <w:proofErr w:type="spellStart"/>
-            <w:r>
-              <w:rPr>
-                <w:rFonts w:ascii="Cambria" w:hAnsi="Cambria"/>
-              </w:rPr>
-              <w:t>process_seaphox</w:t>
-            </w:r>
-            <w:proofErr w:type="spellEnd"/>
-          </w:p>
-        </w:tc>
-        <w:tc>
-          <w:tcPr>
-            <w:tcW w:w="1843" w:type="dxa"/>
-            <w:shd w:val="clear" w:color="auto" w:fill="FFFFFF" w:themeFill="background1"/>
-          </w:tcPr>
-          <w:p>
-            <w:pPr>
-              <w:rPr>
-                <w:rFonts w:ascii="Cambria" w:hAnsi="Cambria"/>
-              </w:rPr>
-            </w:pPr>
-            <w:r>
-              <w:rPr>
-                <w:rFonts w:ascii="Cambria" w:hAnsi="Cambria"/>
-              </w:rPr>
-              <w:t>STAGE 1:</w:t>
+              <w:t>STAGE 1 &amp; 2:</w:t>
             </w:r>
           </w:p>
           <w:p>
-            <w:pPr>
-              <w:rPr>
-                <w:rFonts w:ascii="Cambria" w:hAnsi="Cambria"/>
-              </w:rPr>
-            </w:pPr>
             <w:r>
               <w:rPr>
                 <w:rFonts w:ascii="Cambria" w:hAnsi="Cambria"/>
@@ -2201,951 +2416,66 @@
             </w:r>
           </w:p>
         </w:tc>
-      </w:tr>
-      <w:tr>
-        <w:trPr>
-          <w:trHeight w:val="320"/>
-        </w:trPr>
-        <w:tc>
-          <w:tcPr>
-            <w:tcW w:w="1111" w:type="dxa"/>
-            <w:hideMark/>
-          </w:tcPr>
-          <w:p>
-            <w:r>
-              <w:t> </w:t>
-            </w:r>
-          </w:p>
-        </w:tc>
-        <w:tc>
-          <w:tcPr>
-            <w:tcW w:w="1207" w:type="dxa"/>
-            <w:hideMark/>
-          </w:tcPr>
-          <w:p>
-            <w:r>
-              <w:t> </w:t>
-            </w:r>
-          </w:p>
-        </w:tc>
-        <w:tc>
-          <w:tcPr>
-            <w:tcW w:w="965" w:type="dxa"/>
-          </w:tcPr>
-          <w:p/>
-        </w:tc>
-        <w:tc>
-          <w:tcPr>
-            <w:tcW w:w="1569" w:type="dxa"/>
-            <w:hideMark/>
-          </w:tcPr>
-          <w:p>
-            <w:r>
-              <w:t> </w:t>
-            </w:r>
-          </w:p>
-        </w:tc>
-        <w:tc>
-          <w:tcPr>
-            <w:tcW w:w="1690" w:type="dxa"/>
-          </w:tcPr>
-          <w:p>
-            <w:r>
-              <w:t> </w:t>
-            </w:r>
-          </w:p>
-        </w:tc>
-        <w:tc>
-          <w:tcPr>
-            <w:tcW w:w="1689" w:type="dxa"/>
-            <w:hideMark/>
-          </w:tcPr>
-          <w:p>
-            <w:r>
-              <w:t> </w:t>
-            </w:r>
-          </w:p>
-        </w:tc>
-        <w:tc>
-          <w:tcPr>
-            <w:tcW w:w="3280" w:type="dxa"/>
-          </w:tcPr>
-          <w:p/>
-        </w:tc>
-        <w:tc>
-          <w:tcPr>
-            <w:tcW w:w="1843" w:type="dxa"/>
-          </w:tcPr>
-          <w:p/>
-        </w:tc>
-        <w:tc>
-          <w:tcPr>
-            <w:tcW w:w="1843" w:type="dxa"/>
-          </w:tcPr>
-          <w:p/>
-        </w:tc>
-      </w:tr>
-      <w:tr>
-        <w:trPr>
-          <w:trHeight w:val="320"/>
-        </w:trPr>
-        <w:tc>
-          <w:tcPr>
-            <w:tcW w:w="1111" w:type="dxa"/>
-            <w:hideMark/>
-          </w:tcPr>
-          <w:p>
-            <w:r>
-              <w:t> </w:t>
-            </w:r>
-          </w:p>
-        </w:tc>
-        <w:tc>
-          <w:tcPr>
-            <w:tcW w:w="1207" w:type="dxa"/>
-            <w:hideMark/>
-          </w:tcPr>
-          <w:p>
-            <w:r>
-              <w:t> </w:t>
-            </w:r>
-          </w:p>
-        </w:tc>
-        <w:tc>
-          <w:tcPr>
-            <w:tcW w:w="965" w:type="dxa"/>
-          </w:tcPr>
-          <w:p/>
-        </w:tc>
-        <w:tc>
-          <w:tcPr>
-            <w:tcW w:w="1569" w:type="dxa"/>
-            <w:hideMark/>
-          </w:tcPr>
-          <w:p>
-            <w:r>
-              <w:t> </w:t>
-            </w:r>
-          </w:p>
-        </w:tc>
-        <w:tc>
-          <w:tcPr>
-            <w:tcW w:w="1690" w:type="dxa"/>
-          </w:tcPr>
-          <w:p>
-            <w:r>
-              <w:t> </w:t>
-            </w:r>
-          </w:p>
-        </w:tc>
-        <w:tc>
-          <w:tcPr>
-            <w:tcW w:w="1689" w:type="dxa"/>
-            <w:hideMark/>
-          </w:tcPr>
-          <w:p>
-            <w:r>
-              <w:t> </w:t>
-            </w:r>
-          </w:p>
-        </w:tc>
-        <w:tc>
-          <w:tcPr>
-            <w:tcW w:w="3280" w:type="dxa"/>
-          </w:tcPr>
-          <w:p/>
-        </w:tc>
-        <w:tc>
-          <w:tcPr>
-            <w:tcW w:w="1843" w:type="dxa"/>
-          </w:tcPr>
-          <w:p/>
-        </w:tc>
-        <w:tc>
-          <w:tcPr>
-            <w:tcW w:w="1843" w:type="dxa"/>
-          </w:tcPr>
-          <w:p/>
-        </w:tc>
-      </w:tr>
-      <w:tr>
-        <w:trPr>
-          <w:trHeight w:val="320"/>
-        </w:trPr>
-        <w:tc>
-          <w:tcPr>
-            <w:tcW w:w="1111" w:type="dxa"/>
-            <w:hideMark/>
-          </w:tcPr>
-          <w:p>
-            <w:r>
-              <w:t> </w:t>
-            </w:r>
-          </w:p>
-        </w:tc>
-        <w:tc>
-          <w:tcPr>
-            <w:tcW w:w="1207" w:type="dxa"/>
-            <w:hideMark/>
-          </w:tcPr>
-          <w:p>
-            <w:r>
-              <w:t> </w:t>
-            </w:r>
-          </w:p>
-        </w:tc>
-        <w:tc>
-          <w:tcPr>
-            <w:tcW w:w="965" w:type="dxa"/>
-          </w:tcPr>
-          <w:p/>
-        </w:tc>
-        <w:tc>
-          <w:tcPr>
-            <w:tcW w:w="1569" w:type="dxa"/>
-            <w:hideMark/>
-          </w:tcPr>
-          <w:p>
-            <w:r>
-              <w:t> </w:t>
-            </w:r>
-          </w:p>
-        </w:tc>
-        <w:tc>
-          <w:tcPr>
-            <w:tcW w:w="1690" w:type="dxa"/>
-          </w:tcPr>
-          <w:p>
-            <w:r>
-              <w:t> </w:t>
-            </w:r>
-          </w:p>
-        </w:tc>
-        <w:tc>
-          <w:tcPr>
-            <w:tcW w:w="1689" w:type="dxa"/>
-            <w:hideMark/>
-          </w:tcPr>
-          <w:p>
-            <w:r>
-              <w:t> </w:t>
-            </w:r>
-          </w:p>
-        </w:tc>
-        <w:tc>
-          <w:tcPr>
-            <w:tcW w:w="3280" w:type="dxa"/>
-          </w:tcPr>
-          <w:p/>
-        </w:tc>
-        <w:tc>
-          <w:tcPr>
-            <w:tcW w:w="1843" w:type="dxa"/>
-          </w:tcPr>
-          <w:p/>
-        </w:tc>
-        <w:tc>
-          <w:tcPr>
-            <w:tcW w:w="1843" w:type="dxa"/>
-          </w:tcPr>
-          <w:p/>
-        </w:tc>
-      </w:tr>
-      <w:tr>
-        <w:trPr>
-          <w:trHeight w:val="320"/>
-        </w:trPr>
-        <w:tc>
-          <w:tcPr>
-            <w:tcW w:w="1111" w:type="dxa"/>
-            <w:hideMark/>
-          </w:tcPr>
-          <w:p>
-            <w:r>
-              <w:t> </w:t>
-            </w:r>
-          </w:p>
-        </w:tc>
-        <w:tc>
-          <w:tcPr>
-            <w:tcW w:w="1207" w:type="dxa"/>
-            <w:hideMark/>
-          </w:tcPr>
-          <w:p>
-            <w:r>
-              <w:t> </w:t>
-            </w:r>
-          </w:p>
-        </w:tc>
-        <w:tc>
-          <w:tcPr>
-            <w:tcW w:w="965" w:type="dxa"/>
-          </w:tcPr>
-          <w:p/>
-        </w:tc>
-        <w:tc>
-          <w:tcPr>
-            <w:tcW w:w="1569" w:type="dxa"/>
-            <w:hideMark/>
-          </w:tcPr>
-          <w:p>
-            <w:r>
-              <w:t> </w:t>
-            </w:r>
-          </w:p>
-        </w:tc>
-        <w:tc>
-          <w:tcPr>
-            <w:tcW w:w="1690" w:type="dxa"/>
-          </w:tcPr>
-          <w:p>
-            <w:r>
-              <w:t> </w:t>
-            </w:r>
-          </w:p>
-        </w:tc>
-        <w:tc>
-          <w:tcPr>
-            <w:tcW w:w="1689" w:type="dxa"/>
-            <w:hideMark/>
-          </w:tcPr>
-          <w:p>
-            <w:r>
-              <w:t> </w:t>
-            </w:r>
-          </w:p>
-        </w:tc>
-        <w:tc>
-          <w:tcPr>
-            <w:tcW w:w="3280" w:type="dxa"/>
-          </w:tcPr>
-          <w:p/>
-        </w:tc>
-        <w:tc>
-          <w:tcPr>
-            <w:tcW w:w="1843" w:type="dxa"/>
-          </w:tcPr>
-          <w:p/>
-        </w:tc>
-        <w:tc>
-          <w:tcPr>
-            <w:tcW w:w="1843" w:type="dxa"/>
-          </w:tcPr>
-          <w:p/>
-        </w:tc>
-      </w:tr>
-      <w:tr>
-        <w:trPr>
-          <w:trHeight w:val="320"/>
-        </w:trPr>
-        <w:tc>
-          <w:tcPr>
-            <w:tcW w:w="1111" w:type="dxa"/>
-            <w:hideMark/>
-          </w:tcPr>
-          <w:p>
-            <w:r>
-              <w:t> </w:t>
-            </w:r>
-          </w:p>
-        </w:tc>
-        <w:tc>
-          <w:tcPr>
-            <w:tcW w:w="1207" w:type="dxa"/>
-            <w:hideMark/>
-          </w:tcPr>
-          <w:p>
-            <w:r>
-              <w:t> </w:t>
-            </w:r>
-          </w:p>
-        </w:tc>
-        <w:tc>
-          <w:tcPr>
-            <w:tcW w:w="965" w:type="dxa"/>
-          </w:tcPr>
-          <w:p/>
-        </w:tc>
-        <w:tc>
-          <w:tcPr>
-            <w:tcW w:w="1569" w:type="dxa"/>
-            <w:hideMark/>
-          </w:tcPr>
-          <w:p>
-            <w:r>
-              <w:t> </w:t>
-            </w:r>
-          </w:p>
-        </w:tc>
-        <w:tc>
-          <w:tcPr>
-            <w:tcW w:w="1690" w:type="dxa"/>
-          </w:tcPr>
-          <w:p>
-            <w:r>
-              <w:t> </w:t>
-            </w:r>
-          </w:p>
-        </w:tc>
-        <w:tc>
-          <w:tcPr>
-            <w:tcW w:w="1689" w:type="dxa"/>
-            <w:hideMark/>
-          </w:tcPr>
-          <w:p>
-            <w:r>
-              <w:t> </w:t>
-            </w:r>
-          </w:p>
-        </w:tc>
-        <w:tc>
-          <w:tcPr>
-            <w:tcW w:w="3280" w:type="dxa"/>
-          </w:tcPr>
-          <w:p/>
-        </w:tc>
-        <w:tc>
-          <w:tcPr>
-            <w:tcW w:w="1843" w:type="dxa"/>
-          </w:tcPr>
-          <w:p/>
-        </w:tc>
-        <w:tc>
-          <w:tcPr>
-            <w:tcW w:w="1843" w:type="dxa"/>
-          </w:tcPr>
-          <w:p/>
-        </w:tc>
-      </w:tr>
-      <w:tr>
-        <w:trPr>
-          <w:trHeight w:val="320"/>
-        </w:trPr>
-        <w:tc>
-          <w:tcPr>
-            <w:tcW w:w="1111" w:type="dxa"/>
-            <w:hideMark/>
-          </w:tcPr>
-          <w:p>
-            <w:r>
-              <w:t> </w:t>
-            </w:r>
-          </w:p>
-        </w:tc>
-        <w:tc>
-          <w:tcPr>
-            <w:tcW w:w="1207" w:type="dxa"/>
-            <w:hideMark/>
-          </w:tcPr>
-          <w:p>
-            <w:r>
-              <w:t> </w:t>
-            </w:r>
-          </w:p>
-        </w:tc>
-        <w:tc>
-          <w:tcPr>
-            <w:tcW w:w="965" w:type="dxa"/>
-          </w:tcPr>
-          <w:p/>
-        </w:tc>
-        <w:tc>
-          <w:tcPr>
-            <w:tcW w:w="1569" w:type="dxa"/>
-            <w:hideMark/>
-          </w:tcPr>
-          <w:p>
-            <w:r>
-              <w:t> </w:t>
-            </w:r>
-          </w:p>
-        </w:tc>
-        <w:tc>
-          <w:tcPr>
-            <w:tcW w:w="1690" w:type="dxa"/>
-          </w:tcPr>
-          <w:p>
-            <w:r>
-              <w:t> </w:t>
-            </w:r>
-          </w:p>
-        </w:tc>
-        <w:tc>
-          <w:tcPr>
-            <w:tcW w:w="1689" w:type="dxa"/>
-            <w:hideMark/>
-          </w:tcPr>
-          <w:p>
-            <w:r>
-              <w:t> </w:t>
-            </w:r>
-          </w:p>
-        </w:tc>
-        <w:tc>
-          <w:tcPr>
-            <w:tcW w:w="3280" w:type="dxa"/>
-          </w:tcPr>
-          <w:p/>
-        </w:tc>
-        <w:tc>
-          <w:tcPr>
-            <w:tcW w:w="1843" w:type="dxa"/>
-          </w:tcPr>
-          <w:p/>
-        </w:tc>
-        <w:tc>
-          <w:tcPr>
-            <w:tcW w:w="1843" w:type="dxa"/>
-          </w:tcPr>
-          <w:p/>
-        </w:tc>
-      </w:tr>
-      <w:tr>
-        <w:trPr>
-          <w:trHeight w:val="320"/>
-        </w:trPr>
-        <w:tc>
-          <w:tcPr>
-            <w:tcW w:w="1111" w:type="dxa"/>
-            <w:hideMark/>
-          </w:tcPr>
-          <w:p>
-            <w:r>
-              <w:t> </w:t>
-            </w:r>
-          </w:p>
-        </w:tc>
-        <w:tc>
-          <w:tcPr>
-            <w:tcW w:w="1207" w:type="dxa"/>
-            <w:hideMark/>
-          </w:tcPr>
-          <w:p>
-            <w:r>
-              <w:t> </w:t>
-            </w:r>
-          </w:p>
-        </w:tc>
-        <w:tc>
-          <w:tcPr>
-            <w:tcW w:w="965" w:type="dxa"/>
-          </w:tcPr>
-          <w:p/>
-        </w:tc>
-        <w:tc>
-          <w:tcPr>
-            <w:tcW w:w="1569" w:type="dxa"/>
-            <w:hideMark/>
-          </w:tcPr>
-          <w:p>
-            <w:r>
-              <w:t> </w:t>
-            </w:r>
-          </w:p>
-        </w:tc>
-        <w:tc>
-          <w:tcPr>
-            <w:tcW w:w="1690" w:type="dxa"/>
-          </w:tcPr>
-          <w:p>
-            <w:r>
-              <w:t> </w:t>
-            </w:r>
-          </w:p>
-        </w:tc>
-        <w:tc>
-          <w:tcPr>
-            <w:tcW w:w="1689" w:type="dxa"/>
-            <w:hideMark/>
-          </w:tcPr>
-          <w:p>
-            <w:r>
-              <w:t> </w:t>
-            </w:r>
-          </w:p>
-        </w:tc>
-        <w:tc>
-          <w:tcPr>
-            <w:tcW w:w="3280" w:type="dxa"/>
-          </w:tcPr>
-          <w:p/>
-        </w:tc>
-        <w:tc>
-          <w:tcPr>
-            <w:tcW w:w="1843" w:type="dxa"/>
-          </w:tcPr>
-          <w:p/>
-        </w:tc>
-        <w:tc>
-          <w:tcPr>
-            <w:tcW w:w="1843" w:type="dxa"/>
-          </w:tcPr>
-          <w:p/>
-        </w:tc>
-      </w:tr>
-      <w:tr>
-        <w:trPr>
-          <w:trHeight w:val="320"/>
-        </w:trPr>
-        <w:tc>
-          <w:tcPr>
-            <w:tcW w:w="1111" w:type="dxa"/>
-            <w:hideMark/>
-          </w:tcPr>
-          <w:p>
-            <w:r>
-              <w:t> </w:t>
-            </w:r>
-          </w:p>
-        </w:tc>
-        <w:tc>
-          <w:tcPr>
-            <w:tcW w:w="1207" w:type="dxa"/>
-            <w:hideMark/>
-          </w:tcPr>
-          <w:p>
-            <w:r>
-              <w:t> </w:t>
-            </w:r>
-          </w:p>
-        </w:tc>
-        <w:tc>
-          <w:tcPr>
-            <w:tcW w:w="965" w:type="dxa"/>
-          </w:tcPr>
-          <w:p/>
-        </w:tc>
-        <w:tc>
-          <w:tcPr>
-            <w:tcW w:w="1569" w:type="dxa"/>
-            <w:hideMark/>
-          </w:tcPr>
-          <w:p>
-            <w:r>
-              <w:t> </w:t>
-            </w:r>
-          </w:p>
-        </w:tc>
-        <w:tc>
-          <w:tcPr>
-            <w:tcW w:w="1690" w:type="dxa"/>
-          </w:tcPr>
-          <w:p>
-            <w:r>
-              <w:t> </w:t>
-            </w:r>
-          </w:p>
-        </w:tc>
-        <w:tc>
-          <w:tcPr>
-            <w:tcW w:w="1689" w:type="dxa"/>
-            <w:hideMark/>
-          </w:tcPr>
-          <w:p>
-            <w:r>
-              <w:t> </w:t>
-            </w:r>
-          </w:p>
-        </w:tc>
-        <w:tc>
-          <w:tcPr>
-            <w:tcW w:w="3280" w:type="dxa"/>
-          </w:tcPr>
-          <w:p/>
-        </w:tc>
-        <w:tc>
-          <w:tcPr>
-            <w:tcW w:w="1843" w:type="dxa"/>
-          </w:tcPr>
-          <w:p/>
-        </w:tc>
-        <w:tc>
-          <w:tcPr>
-            <w:tcW w:w="1843" w:type="dxa"/>
-          </w:tcPr>
-          <w:p/>
-        </w:tc>
-      </w:tr>
-      <w:tr>
-        <w:trPr>
-          <w:trHeight w:val="320"/>
-        </w:trPr>
-        <w:tc>
-          <w:tcPr>
-            <w:tcW w:w="1111" w:type="dxa"/>
-            <w:hideMark/>
-          </w:tcPr>
-          <w:p>
-            <w:r>
-              <w:t> </w:t>
-            </w:r>
-          </w:p>
-        </w:tc>
-        <w:tc>
-          <w:tcPr>
-            <w:tcW w:w="1207" w:type="dxa"/>
-            <w:hideMark/>
-          </w:tcPr>
-          <w:p>
-            <w:r>
-              <w:t> </w:t>
-            </w:r>
-          </w:p>
-        </w:tc>
-        <w:tc>
-          <w:tcPr>
-            <w:tcW w:w="965" w:type="dxa"/>
-          </w:tcPr>
-          <w:p/>
-        </w:tc>
-        <w:tc>
-          <w:tcPr>
-            <w:tcW w:w="1569" w:type="dxa"/>
-            <w:hideMark/>
-          </w:tcPr>
-          <w:p>
-            <w:r>
-              <w:t> </w:t>
-            </w:r>
-          </w:p>
-        </w:tc>
-        <w:tc>
-          <w:tcPr>
-            <w:tcW w:w="1690" w:type="dxa"/>
-          </w:tcPr>
-          <w:p>
-            <w:r>
-              <w:t> </w:t>
-            </w:r>
-          </w:p>
-        </w:tc>
-        <w:tc>
-          <w:tcPr>
-            <w:tcW w:w="1689" w:type="dxa"/>
-            <w:hideMark/>
-          </w:tcPr>
-          <w:p>
-            <w:r>
-              <w:t> </w:t>
-            </w:r>
-          </w:p>
-        </w:tc>
-        <w:tc>
-          <w:tcPr>
-            <w:tcW w:w="3280" w:type="dxa"/>
-          </w:tcPr>
-          <w:p/>
-        </w:tc>
-        <w:tc>
-          <w:tcPr>
-            <w:tcW w:w="1843" w:type="dxa"/>
-          </w:tcPr>
-          <w:p/>
-        </w:tc>
-        <w:tc>
-          <w:tcPr>
-            <w:tcW w:w="1843" w:type="dxa"/>
-          </w:tcPr>
-          <w:p/>
-        </w:tc>
-      </w:tr>
-      <w:tr>
-        <w:trPr>
-          <w:trHeight w:val="320"/>
-        </w:trPr>
-        <w:tc>
-          <w:tcPr>
-            <w:tcW w:w="1111" w:type="dxa"/>
-            <w:hideMark/>
-          </w:tcPr>
-          <w:p>
-            <w:r>
-              <w:t> </w:t>
-            </w:r>
-          </w:p>
-        </w:tc>
-        <w:tc>
-          <w:tcPr>
-            <w:tcW w:w="1207" w:type="dxa"/>
-            <w:hideMark/>
-          </w:tcPr>
-          <w:p>
-            <w:r>
-              <w:t> </w:t>
-            </w:r>
-          </w:p>
-        </w:tc>
-        <w:tc>
-          <w:tcPr>
-            <w:tcW w:w="965" w:type="dxa"/>
-          </w:tcPr>
-          <w:p/>
-        </w:tc>
-        <w:tc>
-          <w:tcPr>
-            <w:tcW w:w="1569" w:type="dxa"/>
-            <w:hideMark/>
-          </w:tcPr>
-          <w:p>
-            <w:r>
-              <w:t> </w:t>
-            </w:r>
-          </w:p>
-        </w:tc>
-        <w:tc>
-          <w:tcPr>
-            <w:tcW w:w="1690" w:type="dxa"/>
-          </w:tcPr>
-          <w:p>
-            <w:r>
-              <w:t> </w:t>
-            </w:r>
-          </w:p>
-        </w:tc>
-        <w:tc>
-          <w:tcPr>
-            <w:tcW w:w="1689" w:type="dxa"/>
-            <w:hideMark/>
-          </w:tcPr>
-          <w:p>
-            <w:r>
-              <w:t> </w:t>
-            </w:r>
-          </w:p>
-        </w:tc>
-        <w:tc>
-          <w:tcPr>
-            <w:tcW w:w="3280" w:type="dxa"/>
-          </w:tcPr>
-          <w:p/>
-        </w:tc>
-        <w:tc>
-          <w:tcPr>
-            <w:tcW w:w="1843" w:type="dxa"/>
-          </w:tcPr>
-          <w:p/>
-        </w:tc>
-        <w:tc>
-          <w:tcPr>
-            <w:tcW w:w="1843" w:type="dxa"/>
-          </w:tcPr>
-          <w:p/>
-        </w:tc>
-      </w:tr>
-      <w:tr>
-        <w:trPr>
-          <w:trHeight w:val="320"/>
-        </w:trPr>
-        <w:tc>
-          <w:tcPr>
-            <w:tcW w:w="1111" w:type="dxa"/>
-          </w:tcPr>
-          <w:p/>
-        </w:tc>
-        <w:tc>
-          <w:tcPr>
-            <w:tcW w:w="1207" w:type="dxa"/>
-          </w:tcPr>
-          <w:p/>
-        </w:tc>
-        <w:tc>
-          <w:tcPr>
-            <w:tcW w:w="965" w:type="dxa"/>
-          </w:tcPr>
-          <w:p/>
-        </w:tc>
-        <w:tc>
-          <w:tcPr>
-            <w:tcW w:w="1569" w:type="dxa"/>
-          </w:tcPr>
-          <w:p/>
-        </w:tc>
-        <w:tc>
-          <w:tcPr>
-            <w:tcW w:w="1690" w:type="dxa"/>
-          </w:tcPr>
-          <w:p/>
-        </w:tc>
-        <w:tc>
-          <w:tcPr>
-            <w:tcW w:w="1689" w:type="dxa"/>
-          </w:tcPr>
-          <w:p/>
-        </w:tc>
-        <w:tc>
-          <w:tcPr>
-            <w:tcW w:w="3280" w:type="dxa"/>
-          </w:tcPr>
-          <w:p/>
-        </w:tc>
-        <w:tc>
-          <w:tcPr>
-            <w:tcW w:w="1843" w:type="dxa"/>
-          </w:tcPr>
-          <w:p/>
-        </w:tc>
-        <w:tc>
-          <w:tcPr>
-            <w:tcW w:w="1843" w:type="dxa"/>
-          </w:tcPr>
-          <w:p/>
-        </w:tc>
-      </w:tr>
-      <w:tr>
-        <w:trPr>
-          <w:trHeight w:val="320"/>
-        </w:trPr>
-        <w:tc>
-          <w:tcPr>
-            <w:tcW w:w="1111" w:type="dxa"/>
-          </w:tcPr>
-          <w:p/>
-        </w:tc>
-        <w:tc>
-          <w:tcPr>
-            <w:tcW w:w="1207" w:type="dxa"/>
-          </w:tcPr>
-          <w:p/>
-        </w:tc>
-        <w:tc>
-          <w:tcPr>
-            <w:tcW w:w="965" w:type="dxa"/>
-          </w:tcPr>
-          <w:p/>
-        </w:tc>
-        <w:tc>
-          <w:tcPr>
-            <w:tcW w:w="1569" w:type="dxa"/>
-          </w:tcPr>
-          <w:p/>
-        </w:tc>
-        <w:tc>
-          <w:tcPr>
-            <w:tcW w:w="1690" w:type="dxa"/>
-          </w:tcPr>
-          <w:p/>
-        </w:tc>
-        <w:tc>
-          <w:tcPr>
-            <w:tcW w:w="1689" w:type="dxa"/>
-          </w:tcPr>
-          <w:p/>
-        </w:tc>
-        <w:tc>
-          <w:tcPr>
-            <w:tcW w:w="3280" w:type="dxa"/>
-          </w:tcPr>
-          <w:p/>
-        </w:tc>
-        <w:tc>
-          <w:tcPr>
-            <w:tcW w:w="1843" w:type="dxa"/>
-          </w:tcPr>
-          <w:p/>
-        </w:tc>
-        <w:tc>
-          <w:tcPr>
-            <w:tcW w:w="1843" w:type="dxa"/>
+        <w:tc>
+          <w:tcPr>
+            <w:tcW w:w="1150" w:type="dxa"/>
+          </w:tcPr>
+          <w:p/>
+        </w:tc>
+        <w:tc>
+          <w:tcPr>
+            <w:tcW w:w="1150" w:type="dxa"/>
+            <w:hideMark/>
+          </w:tcPr>
+          <w:p/>
+        </w:tc>
+        <w:tc>
+          <w:tcPr>
+            <w:tcW w:w="1150" w:type="dxa"/>
+          </w:tcPr>
+          <w:p/>
+        </w:tc>
+        <w:tc>
+          <w:tcPr>
+            <w:tcW w:w="1150" w:type="dxa"/>
+            <w:hideMark/>
+          </w:tcPr>
+          <w:p/>
+        </w:tc>
+        <w:tc>
+          <w:tcPr>
+            <w:tcW w:w="1150" w:type="dxa"/>
+          </w:tcPr>
+          <w:p/>
+        </w:tc>
+        <w:tc>
+          <w:tcPr>
+            <w:tcW w:w="1150" w:type="dxa"/>
+          </w:tcPr>
+          <w:p/>
+        </w:tc>
+        <w:tc>
+          <w:tcPr>
+            <w:tcW w:w="1150" w:type="dxa"/>
+            <w:hideMark/>
+          </w:tcPr>
+          <w:p/>
+        </w:tc>
+        <w:tc>
+          <w:tcPr>
+            <w:tcW w:w="1150" w:type="dxa"/>
+          </w:tcPr>
+          <w:p/>
+        </w:tc>
+        <w:tc>
+          <w:tcPr>
+            <w:tcW w:w="1150" w:type="dxa"/>
+          </w:tcPr>
+          <w:p/>
+        </w:tc>
+        <w:tc>
+          <w:tcPr>
+            <w:tcW w:w="1150" w:type="dxa"/>
           </w:tcPr>
           <w:p/>
         </w:tc>
@@ -3382,7 +2712,6 @@
         <w:szCs w:val="28"/>
       </w:rPr>
     </w:pPr>
-    <w:proofErr w:type="gramStart"/>
     <w:r>
       <w:rPr>
         <w:b/>
@@ -3415,7 +2744,6 @@
       </w:rPr>
       <w:t>YYXXX</w:t>
     </w:r>
-    <w:proofErr w:type="gramEnd"/>
     <w:r>
       <w:tab/>
     </w:r>
@@ -4183,7 +3511,7 @@
   <w:style w:type="paragraph" w:default="1" w:styleId="Normal">
     <w:name w:val="Normal"/>
     <w:qFormat/>
-    <w:rsid w:val="002D5B23"/>
+    <w:rsid w:val="00FF30D5"/>
   </w:style>
   <w:style w:type="character" w:default="1" w:styleId="DefaultParagraphFont">
     <w:name w:val="Default Paragraph Font"/>
@@ -4480,12 +3808,14 @@
     <w:rsid w:val="006E038D"/>
     <w:rsid w:val="00920120"/>
     <w:rsid w:val="009D567C"/>
+    <w:rsid w:val="00A034FD"/>
     <w:rsid w:val="00BA2BCC"/>
     <w:rsid w:val="00BE580E"/>
     <w:rsid w:val="00C1030C"/>
     <w:rsid w:val="00C16B91"/>
     <w:rsid w:val="00CB1B8E"/>
     <w:rsid w:val="00D24A9F"/>
+    <w:rsid w:val="00D81677"/>
     <w:rsid w:val="00DC020B"/>
     <w:rsid w:val="00E45E84"/>
   </w:rsids>

--- a/Documents/logsheets_blank/YYXXX_m_moorproc.docx
+++ b/Documents/logsheets_blank/YYXXX_m_moorproc.docx
@@ -20,7 +20,19 @@
         <w:rPr>
           <w:b/>
         </w:rPr>
-        <w:t>Cast number</w:t>
+        <w:t>Mooring</w:t>
+      </w:r>
+      <w:r>
+        <w:rPr>
+          <w:b/>
+        </w:rPr>
+        <w:t xml:space="preserve"> </w:t>
+      </w:r>
+      <w:r>
+        <w:rPr>
+          <w:b/>
+        </w:rPr>
+        <w:t>ID</w:t>
       </w:r>
       <w:r>
         <w:rPr>
@@ -47,6 +59,7 @@
         <w:tab/>
       </w:r>
       <w:proofErr w:type="spellStart"/>
+      <w:proofErr w:type="gramStart"/>
       <w:r>
         <w:rPr>
           <w:b/>
@@ -64,7 +77,14 @@
         <w:rPr>
           <w:b/>
         </w:rPr>
-        <w:t>_____________</w:t>
+        <w:t>_</w:t>
+      </w:r>
+      <w:proofErr w:type="gramEnd"/>
+      <w:r>
+        <w:rPr>
+          <w:b/>
+        </w:rPr>
+        <w:t>____________</w:t>
       </w:r>
       <w:r>
         <w:rPr>
@@ -78,6 +98,7 @@
         </w:rPr>
         <w:t xml:space="preserve"> </w:t>
       </w:r>
+      <w:proofErr w:type="gramStart"/>
       <w:r>
         <w:rPr>
           <w:b/>
@@ -88,7 +109,14 @@
         <w:rPr>
           <w:b/>
         </w:rPr>
-        <w:t>_______________</w:t>
+        <w:t>_</w:t>
+      </w:r>
+      <w:proofErr w:type="gramEnd"/>
+      <w:r>
+        <w:rPr>
+          <w:b/>
+        </w:rPr>
+        <w:t>______________</w:t>
       </w:r>
       <w:r>
         <w:rPr>
@@ -101,13 +129,26 @@
           <w:b/>
         </w:rPr>
         <w:tab/>
+      </w:r>
+      <w:proofErr w:type="gramStart"/>
+      <w:r>
+        <w:rPr>
+          <w:b/>
+        </w:rPr>
         <w:t xml:space="preserve">Longitude  </w:t>
       </w:r>
       <w:r>
         <w:rPr>
           <w:b/>
         </w:rPr>
-        <w:t>_______________</w:t>
+        <w:t>_</w:t>
+      </w:r>
+      <w:proofErr w:type="gramEnd"/>
+      <w:r>
+        <w:rPr>
+          <w:b/>
+        </w:rPr>
+        <w:t>______________</w:t>
       </w:r>
       <w:r>
         <w:rPr>
@@ -145,13 +186,27 @@
         <w:rPr>
           <w:b/>
         </w:rPr>
-        <w:t>Deploy (HH:MM DD/MM/YYY)</w:t>
-      </w:r>
-      <w:r>
-        <w:rPr>
-          <w:b/>
-        </w:rPr>
-        <w:t xml:space="preserve"> ___________________</w:t>
+        <w:t>Deploy (HH:MM DD/MM/</w:t>
+      </w:r>
+      <w:proofErr w:type="gramStart"/>
+      <w:r>
+        <w:rPr>
+          <w:b/>
+        </w:rPr>
+        <w:t>YYY)</w:t>
+      </w:r>
+      <w:r>
+        <w:rPr>
+          <w:b/>
+        </w:rPr>
+        <w:t xml:space="preserve"> ___</w:t>
+      </w:r>
+      <w:proofErr w:type="gramEnd"/>
+      <w:r>
+        <w:rPr>
+          <w:b/>
+        </w:rPr>
+        <w:t>________________</w:t>
       </w:r>
       <w:r>
         <w:rPr>
@@ -169,7 +224,14 @@
         <w:rPr>
           <w:b/>
         </w:rPr>
-        <w:t xml:space="preserve"> ___________________</w:t>
+        <w:t xml:space="preserve"> __________________</w:t>
+      </w:r>
+      <w:proofErr w:type="gramStart"/>
+      <w:r>
+        <w:rPr>
+          <w:b/>
+        </w:rPr>
+        <w:t>_</w:t>
       </w:r>
       <w:r>
         <w:rPr>
@@ -181,7 +243,14 @@
         <w:rPr>
           <w:b/>
         </w:rPr>
-        <w:t xml:space="preserve"> Operator </w:t>
+        <w:t xml:space="preserve"> Operator</w:t>
+      </w:r>
+      <w:proofErr w:type="gramEnd"/>
+      <w:r>
+        <w:rPr>
+          <w:b/>
+        </w:rPr>
+        <w:t xml:space="preserve"> </w:t>
       </w:r>
       <w:r>
         <w:rPr>
@@ -658,7 +727,15 @@
           </w:tcPr>
           <w:p>
             <w:r>
-              <w:t>Create &lt;moor&gt;info.dat file</w:t>
+              <w:t>Create &lt;</w:t>
+            </w:r>
+            <w:proofErr w:type="gramStart"/>
+            <w:r>
+              <w:t>moor</w:t>
+            </w:r>
+            <w:proofErr w:type="gramEnd"/>
+            <w:r>
+              <w:t>&gt;info.dat file</w:t>
             </w:r>
           </w:p>
         </w:tc>
@@ -1101,19 +1178,7 @@
               <w:rPr>
                 <w:rFonts w:ascii="Cambria" w:hAnsi="Cambria"/>
               </w:rPr>
-              <w:t>STAGE 1</w:t>
-            </w:r>
-            <w:r>
-              <w:rPr>
-                <w:rFonts w:ascii="Cambria" w:hAnsi="Cambria"/>
-              </w:rPr>
-              <w:t xml:space="preserve"> &amp; 2</w:t>
-            </w:r>
-            <w:r>
-              <w:rPr>
-                <w:rFonts w:ascii="Cambria" w:hAnsi="Cambria"/>
-              </w:rPr>
-              <w:t>:</w:t>
+              <w:t>STAGE 1 &amp; 2:</w:t>
             </w:r>
           </w:p>
           <w:p>
@@ -1321,7 +1386,7 @@
           <w:b/>
         </w:rPr>
         <w:lastRenderedPageBreak/>
-        <w:t>Cast number</w:t>
+        <w:t>Mooring ID</w:t>
       </w:r>
       <w:r>
         <w:rPr>
@@ -1348,6 +1413,7 @@
         <w:tab/>
       </w:r>
       <w:proofErr w:type="spellStart"/>
+      <w:proofErr w:type="gramStart"/>
       <w:r>
         <w:rPr>
           <w:b/>
@@ -1365,7 +1431,14 @@
         <w:rPr>
           <w:b/>
         </w:rPr>
-        <w:t>_____________</w:t>
+        <w:t>_</w:t>
+      </w:r>
+      <w:proofErr w:type="gramEnd"/>
+      <w:r>
+        <w:rPr>
+          <w:b/>
+        </w:rPr>
+        <w:t>____________</w:t>
       </w:r>
       <w:r>
         <w:rPr>
@@ -1379,6 +1452,7 @@
         </w:rPr>
         <w:t xml:space="preserve"> </w:t>
       </w:r>
+      <w:proofErr w:type="gramStart"/>
       <w:r>
         <w:rPr>
           <w:b/>
@@ -1389,7 +1463,14 @@
         <w:rPr>
           <w:b/>
         </w:rPr>
-        <w:t>_______________</w:t>
+        <w:t>_</w:t>
+      </w:r>
+      <w:proofErr w:type="gramEnd"/>
+      <w:r>
+        <w:rPr>
+          <w:b/>
+        </w:rPr>
+        <w:t>______________</w:t>
       </w:r>
       <w:r>
         <w:rPr>
@@ -1402,13 +1483,26 @@
           <w:b/>
         </w:rPr>
         <w:tab/>
+      </w:r>
+      <w:proofErr w:type="gramStart"/>
+      <w:r>
+        <w:rPr>
+          <w:b/>
+        </w:rPr>
         <w:t xml:space="preserve">Longitude  </w:t>
       </w:r>
       <w:r>
         <w:rPr>
           <w:b/>
         </w:rPr>
-        <w:t>_______________</w:t>
+        <w:t>_</w:t>
+      </w:r>
+      <w:proofErr w:type="gramEnd"/>
+      <w:r>
+        <w:rPr>
+          <w:b/>
+        </w:rPr>
+        <w:t>______________</w:t>
       </w:r>
       <w:r>
         <w:rPr>
@@ -1446,13 +1540,27 @@
         <w:rPr>
           <w:b/>
         </w:rPr>
-        <w:t>Deploy (HH:MM DD/MM/YYY)</w:t>
-      </w:r>
-      <w:r>
-        <w:rPr>
-          <w:b/>
-        </w:rPr>
-        <w:t xml:space="preserve"> ___________________</w:t>
+        <w:t>Deploy (HH:MM DD/MM/</w:t>
+      </w:r>
+      <w:proofErr w:type="gramStart"/>
+      <w:r>
+        <w:rPr>
+          <w:b/>
+        </w:rPr>
+        <w:t>YYY)</w:t>
+      </w:r>
+      <w:r>
+        <w:rPr>
+          <w:b/>
+        </w:rPr>
+        <w:t xml:space="preserve"> ___</w:t>
+      </w:r>
+      <w:proofErr w:type="gramEnd"/>
+      <w:r>
+        <w:rPr>
+          <w:b/>
+        </w:rPr>
+        <w:t>________________</w:t>
       </w:r>
       <w:r>
         <w:rPr>
@@ -1470,13 +1578,27 @@
         <w:rPr>
           <w:b/>
         </w:rPr>
-        <w:t xml:space="preserve"> ___________________</w:t>
-      </w:r>
-      <w:r>
-        <w:rPr>
-          <w:b/>
-        </w:rPr>
-        <w:t xml:space="preserve">  Operator </w:t>
+        <w:t xml:space="preserve"> __________________</w:t>
+      </w:r>
+      <w:proofErr w:type="gramStart"/>
+      <w:r>
+        <w:rPr>
+          <w:b/>
+        </w:rPr>
+        <w:t>_</w:t>
+      </w:r>
+      <w:r>
+        <w:rPr>
+          <w:b/>
+        </w:rPr>
+        <w:t xml:space="preserve">  Operator</w:t>
+      </w:r>
+      <w:proofErr w:type="gramEnd"/>
+      <w:r>
+        <w:rPr>
+          <w:b/>
+        </w:rPr>
+        <w:t xml:space="preserve"> </w:t>
       </w:r>
       <w:r>
         <w:rPr>
@@ -1953,7 +2075,15 @@
           </w:tcPr>
           <w:p>
             <w:r>
-              <w:t>Create &lt;moor&gt;info.dat file</w:t>
+              <w:t>Create &lt;</w:t>
+            </w:r>
+            <w:proofErr w:type="gramStart"/>
+            <w:r>
+              <w:t>moor</w:t>
+            </w:r>
+            <w:proofErr w:type="gramEnd"/>
+            <w:r>
+              <w:t>&gt;info.dat file</w:t>
             </w:r>
           </w:p>
         </w:tc>
@@ -2555,20 +2685,6 @@
         </w:rPr>
         <w:t>Comments:</w:t>
       </w:r>
-    </w:p>
-    <w:p>
-      <w:pPr>
-        <w:rPr>
-          <w:b/>
-        </w:rPr>
-      </w:pPr>
-    </w:p>
-    <w:p>
-      <w:pPr>
-        <w:rPr>
-          <w:b/>
-        </w:rPr>
-      </w:pPr>
     </w:p>
     <w:p>
       <w:pPr>
@@ -2712,6 +2828,7 @@
         <w:szCs w:val="28"/>
       </w:rPr>
     </w:pPr>
+    <w:proofErr w:type="gramStart"/>
     <w:r>
       <w:rPr>
         <w:b/>
@@ -2744,6 +2861,7 @@
       </w:rPr>
       <w:t>YYXXX</w:t>
     </w:r>
+    <w:proofErr w:type="gramEnd"/>
     <w:r>
       <w:tab/>
     </w:r>
@@ -3809,6 +3927,7 @@
     <w:rsid w:val="00920120"/>
     <w:rsid w:val="009D567C"/>
     <w:rsid w:val="00A034FD"/>
+    <w:rsid w:val="00A30745"/>
     <w:rsid w:val="00BA2BCC"/>
     <w:rsid w:val="00BE580E"/>
     <w:rsid w:val="00C1030C"/>
